--- a/droit social dcg/27- association des salari s aux performances de l E.docx
+++ b/droit social dcg/27- association des salari s aux performances de l E.docx
@@ -8,7 +8,12 @@
         <w:jc w:val="center"/>
       </w:pPr>
       <w:r>
-        <w:t>FICHE 27 : L�ASSOCIATION DES SALARI�S</w:t>
+        <w:rPr>
+          <w:b/>
+          <w:color w:val="1F4E79"/>
+          <w:sz w:val="34"/>
+        </w:rPr>
+        <w:t>FICHE 27 : L'ASSOCIATION DES SALARIeS</w:t>
       </w:r>
     </w:p>
     <w:p/>
@@ -17,27 +22,52 @@
         <w:pStyle w:val="Heading2"/>
       </w:pPr>
       <w:r>
-        <w:t>LA PARTICIPATION I �</w:t>
+        <w:rPr>
+          <w:b/>
+          <w:color w:val="2F5496"/>
+          <w:sz w:val="24"/>
+        </w:rPr>
+        <w:t>LA PARTICIPATION I e</w:t>
       </w:r>
     </w:p>
     <w:p>
       <w:r>
-        <w:t>La participation a pour objet de r�partir entre les salari�s une fraction des b�n�fices annuels r�alis�s par l�entreprise. Le</w:t>
+        <w:rPr>
+          <w:b w:val="0"/>
+          <w:color w:val="000000"/>
+          <w:sz w:val="22"/>
+        </w:rPr>
+        <w:t>La participation a pour objet de repartir entre les salaries une fraction des ben'fices annuels realises par l'entreprise. Le</w:t>
       </w:r>
     </w:p>
     <w:p>
       <w:r>
-        <w:t>montant � distribuer est fix� dans la r�serve sp�ciale de participation. � l�embauche et lorsque le m�canisme existe,</w:t>
+        <w:rPr>
+          <w:b w:val="0"/>
+          <w:color w:val="000000"/>
+          <w:sz w:val="22"/>
+        </w:rPr>
+        <w:t>montant e distribuer est fixe dans la reserve speciale de participation. e l'embauche et lorsque le m'canisme existe,</w:t>
       </w:r>
     </w:p>
     <w:p>
       <w:r>
-        <w:t>l�employeur remet au salari� un livret d��pargne salariale contenant toute pr�cision sur le m�canisme et les droits dont</w:t>
+        <w:rPr>
+          <w:b w:val="0"/>
+          <w:color w:val="000000"/>
+          <w:sz w:val="22"/>
+        </w:rPr>
+        <w:t>l'employeur remet au salarie un livret d'epargne salariale contenant toute precision sur le m'canisme et les droits dont</w:t>
       </w:r>
     </w:p>
     <w:p>
       <w:r>
-        <w:t>il peut b�n�ficier.</w:t>
+        <w:rPr>
+          <w:b w:val="0"/>
+          <w:color w:val="000000"/>
+          <w:sz w:val="22"/>
+        </w:rPr>
+        <w:t>il peut ben'ficier.</w:t>
       </w:r>
     </w:p>
     <w:p>
@@ -45,7 +75,12 @@
         <w:pStyle w:val="Heading2"/>
       </w:pPr>
       <w:r>
-        <w:t>CHAMP D�APPLICATION DE LA PARTICIPATION A �</w:t>
+        <w:rPr>
+          <w:b/>
+          <w:color w:val="2F5496"/>
+          <w:sz w:val="24"/>
+        </w:rPr>
+        <w:t>CHAMP D'APPLICATION DE LA PARTICIPATION A e</w:t>
       </w:r>
     </w:p>
     <w:p>
@@ -53,27 +88,52 @@
         <w:pStyle w:val="Heading2"/>
       </w:pPr>
       <w:r>
-        <w:t>OBLIGATION DE MISE EN PLACE � RAISON DE L�EFFECTIF</w:t>
+        <w:rPr>
+          <w:b/>
+          <w:color w:val="2F5496"/>
+          <w:sz w:val="24"/>
+        </w:rPr>
+        <w:t>OBLIGATION DE MISE EN PLACE e RAISON DE L'EFFECTIF</w:t>
       </w:r>
     </w:p>
     <w:p>
       <w:r>
+        <w:rPr>
+          <w:b w:val="0"/>
+          <w:color w:val="000000"/>
+          <w:sz w:val="22"/>
+        </w:rPr>
         <w:t>?</w:t>
       </w:r>
     </w:p>
     <w:p>
       <w:r>
-        <w:t>Doivent obligatoirement conclure un accord de participation les entreprises de droit priv� dont l�effectif de 50 salari�s a</w:t>
+        <w:rPr>
+          <w:b w:val="0"/>
+          <w:color w:val="000000"/>
+          <w:sz w:val="22"/>
+        </w:rPr>
+        <w:t>Doivent obligatoirement conclure un accord de participation les entreprises de droit prive dont l'effectif de 50 salaries a</w:t>
       </w:r>
     </w:p>
     <w:p>
       <w:r>
-        <w:t>�t� atteint pendant 5 ann�es cons�cutives. Par ailleurs, pour permettre une r�serve de participation, il faut que l�entre-</w:t>
+        <w:rPr>
+          <w:b w:val="0"/>
+          <w:color w:val="000000"/>
+          <w:sz w:val="22"/>
+        </w:rPr>
+        <w:t>et' atteint pendant 5 annees consecutives. Par ailleurs, pour permettre une reserve de participation, il faut que l'entre-</w:t>
       </w:r>
     </w:p>
     <w:p>
       <w:r>
-        <w:t>prise r�alise un b�n�fice sup�rieur � 5% des capitaux propres.</w:t>
+        <w:rPr>
+          <w:b w:val="0"/>
+          <w:color w:val="000000"/>
+          <w:sz w:val="22"/>
+        </w:rPr>
+        <w:t>prise realise un ben'fice superieur e 5% des capitaux propres.</w:t>
       </w:r>
     </w:p>
     <w:p>
@@ -81,72 +141,142 @@
         <w:pStyle w:val="Heading2"/>
       </w:pPr>
       <w:r>
-        <w:t>OBLIGATION �TENDUE AUX UNIT�S �CONOMIQUES ET SOCIALES</w:t>
+        <w:rPr>
+          <w:b/>
+          <w:color w:val="2F5496"/>
+          <w:sz w:val="24"/>
+        </w:rPr>
+        <w:t>OBLIGATION eTENDUE AUX UNITeS eCONOMIQUES ET SOCIALES</w:t>
       </w:r>
     </w:p>
     <w:p>
       <w:r>
+        <w:rPr>
+          <w:b w:val="0"/>
+          <w:color w:val="000000"/>
+          <w:sz w:val="22"/>
+        </w:rPr>
         <w:t>?</w:t>
       </w:r>
     </w:p>
     <w:p>
       <w:r>
-        <w:t>Cette disposition peut �tre �tendue aux unit�s �conomiques et sociales dont l�effectif atteint le m�me nombre de</w:t>
+        <w:rPr>
+          <w:b w:val="0"/>
+          <w:color w:val="000000"/>
+          <w:sz w:val="22"/>
+        </w:rPr>
+        <w:t>Cette disposition peut etre etendue aux unites economiques et sociales dont l'effectif atteint le m'me nombre de</w:t>
       </w:r>
     </w:p>
     <w:p>
       <w:r>
-        <w:t>salari�s.</w:t>
+        <w:rPr>
+          <w:b w:val="0"/>
+          <w:color w:val="000000"/>
+          <w:sz w:val="22"/>
+        </w:rPr>
+        <w:t>salaries.</w:t>
       </w:r>
     </w:p>
     <w:p>
       <w:r>
-        <w:t>Le crit�re de l�unit� �conomique est constitu� lorsqu�il y a unit� de direction et identit� ou compl�mentarit� d�activit�.</w:t>
+        <w:rPr>
+          <w:b w:val="0"/>
+          <w:color w:val="000000"/>
+          <w:sz w:val="22"/>
+        </w:rPr>
+        <w:t>Le critere de l'unite economique est constitue lorsqu'il y a unite de direction et identite ou complementarite d'activite.</w:t>
       </w:r>
     </w:p>
     <w:p>
       <w:r>
+        <w:rPr>
+          <w:b w:val="0"/>
+          <w:color w:val="000000"/>
+          <w:sz w:val="22"/>
+        </w:rPr>
         <w:t>Exercice</w:t>
       </w:r>
     </w:p>
     <w:p>
       <w:r>
+        <w:rPr>
+          <w:b w:val="0"/>
+          <w:color w:val="000000"/>
+          <w:sz w:val="22"/>
+        </w:rPr>
         <w:t>correspondant</w:t>
       </w:r>
     </w:p>
     <w:p>
       <w:r>
-        <w:t>LE LINGOT DE PLOMB : L�association des salari�s aux performances de l�entreprise : participation, mise en place,</w:t>
+        <w:rPr>
+          <w:b w:val="0"/>
+          <w:color w:val="000000"/>
+          <w:sz w:val="22"/>
+        </w:rPr>
+        <w:t>LE LINGOT DE PLOMB : L'association des salaries aux performances de l'entreprise : participation, mise en place,</w:t>
       </w:r>
     </w:p>
     <w:p>
       <w:r>
-        <w:t>fonctionnement, int�ressement, principes et mise en place, PERCO.</w:t>
+        <w:rPr>
+          <w:b w:val="0"/>
+          <w:color w:val="000000"/>
+          <w:sz w:val="22"/>
+        </w:rPr>
+        <w:t>fonctionnement, interessement, principes et mise en place, PERCO.</w:t>
       </w:r>
     </w:p>
     <w:p>
       <w:r>
+        <w:rPr>
+          <w:b w:val="0"/>
+          <w:color w:val="000000"/>
+          <w:sz w:val="22"/>
+        </w:rPr>
         <w:t>DCGUE3F.qxp_DCGUE3F 24/07/2025 10:42 Page 119</w:t>
       </w:r>
     </w:p>
     <w:p>
       <w:r>
-        <w:t>Le crit�re de l�unit� sociale rel�ve d�indices vari�s, tels qu�une gestion commune du personnel, un statut juridique</w:t>
+        <w:rPr>
+          <w:b w:val="0"/>
+          <w:color w:val="000000"/>
+          <w:sz w:val="22"/>
+        </w:rPr>
+        <w:t>Le critere de l'unite sociale releve d'indices varies, tels qu'une gestion commune du personnel, un statut juridique</w:t>
       </w:r>
     </w:p>
     <w:p>
       <w:r>
-        <w:t>commun, une convention collective identique�</w:t>
+        <w:rPr>
+          <w:b w:val="0"/>
+          <w:color w:val="000000"/>
+          <w:sz w:val="22"/>
+        </w:rPr>
+        <w:t>commun, une convention collective identiquee</w:t>
       </w:r>
     </w:p>
     <w:p>
       <w:r>
-        <w:t>Plusieurs entreprises juridiquement distinctes peuvent donc constituer une unit� �conomique et sociale, mais pour en</w:t>
+        <w:rPr>
+          <w:b w:val="0"/>
+          <w:color w:val="000000"/>
+          <w:sz w:val="22"/>
+        </w:rPr>
+        <w:t>Plusieurs entreprises juridiquement distinctes peuvent donc constituer une unite economique et sociale, mais pour en</w:t>
       </w:r>
     </w:p>
     <w:p>
       <w:r>
-        <w:t>produire les effets elle doit �tre reconnue par convention collective ou d�cision de justice.</w:t>
+        <w:rPr>
+          <w:b w:val="0"/>
+          <w:color w:val="000000"/>
+          <w:sz w:val="22"/>
+        </w:rPr>
+        <w:t>produire les effets elle doit etre reconnue par convention collective ou d'cision de justice.</w:t>
       </w:r>
     </w:p>
     <w:p>
@@ -154,7 +284,12 @@
         <w:pStyle w:val="Heading2"/>
       </w:pPr>
       <w:r>
-        <w:t>MISE EN PLACE DE LA PARTICIPATION B �</w:t>
+        <w:rPr>
+          <w:b/>
+          <w:color w:val="2F5496"/>
+          <w:sz w:val="24"/>
+        </w:rPr>
+        <w:t>MISE EN PLACE DE LA PARTICIPATION B e</w:t>
       </w:r>
     </w:p>
     <w:p>
@@ -162,17 +297,32 @@
         <w:pStyle w:val="Heading2"/>
       </w:pPr>
       <w:r>
-        <w:t>L�ACCORD DE PARTICIPATION</w:t>
+        <w:rPr>
+          <w:b/>
+          <w:color w:val="2F5496"/>
+          <w:sz w:val="24"/>
+        </w:rPr>
+        <w:t>L'ACCORD DE PARTICIPATION</w:t>
       </w:r>
     </w:p>
     <w:p>
       <w:r>
+        <w:rPr>
+          <w:b w:val="0"/>
+          <w:color w:val="000000"/>
+          <w:sz w:val="22"/>
+        </w:rPr>
         <w:t>?</w:t>
       </w:r>
     </w:p>
     <w:p>
       <w:r>
-        <w:t>La participation suppose un accord de participation (art. L 3322-6 C. trav.). Il peut �tre conclu soit :</w:t>
+        <w:rPr>
+          <w:b w:val="0"/>
+          <w:color w:val="000000"/>
+          <w:sz w:val="22"/>
+        </w:rPr>
+        <w:t>La participation suppose un accord de participation (art. L 3322-6 C. trav.). Il peut etre conclu soit :</w:t>
       </w:r>
     </w:p>
     <w:p>
@@ -180,7 +330,12 @@
         <w:pStyle w:val="ListBullet"/>
       </w:pPr>
       <w:r>
-        <w:t>dans le cadre d�une convention ou d�un accord : de branche, professionnel ou d�entreprise ; -</w:t>
+        <w:rPr>
+          <w:b w:val="0"/>
+          <w:color w:val="000000"/>
+          <w:sz w:val="22"/>
+        </w:rPr>
+        <w:t>dans le cadre d'une convention ou d'un accord : de branche, professionnel ou d'entreprise ;</w:t>
       </w:r>
     </w:p>
     <w:p>
@@ -188,7 +343,12 @@
         <w:pStyle w:val="ListBullet"/>
       </w:pPr>
       <w:r>
-        <w:t>au sein du comit� social et �conomique ; -</w:t>
+        <w:rPr>
+          <w:b w:val="0"/>
+          <w:color w:val="000000"/>
+          <w:sz w:val="22"/>
+        </w:rPr>
+        <w:t>au sein du comite social et economique ;</w:t>
       </w:r>
     </w:p>
     <w:p>
@@ -196,7 +356,12 @@
         <w:pStyle w:val="ListBullet"/>
       </w:pPr>
       <w:r>
-        <w:t>entre l�employeur et ses repr�sentants syndicaux ; -</w:t>
+        <w:rPr>
+          <w:b w:val="0"/>
+          <w:color w:val="000000"/>
+          <w:sz w:val="22"/>
+        </w:rPr>
+        <w:t>entre l'employeur et ses representants syndicaux ;</w:t>
       </w:r>
     </w:p>
     <w:p>
@@ -204,17 +369,32 @@
         <w:pStyle w:val="ListBullet"/>
       </w:pPr>
       <w:r>
-        <w:t>� la suite d�une consultation du personnel ayant valid� le projet � la majorit� des 2/3. -</w:t>
+        <w:rPr>
+          <w:b w:val="0"/>
+          <w:color w:val="000000"/>
+          <w:sz w:val="22"/>
+        </w:rPr>
+        <w:t>e la suite d'une consultation du personnel ayant valide le projet e la majorite des 2/3.</w:t>
       </w:r>
     </w:p>
     <w:p>
       <w:r>
-        <w:t>Une fois adopt�, l�accord de participation doit �tre d�pos� aupr�s de la DDETS qui en v�rifie les conditions de forme</w:t>
+        <w:rPr>
+          <w:b w:val="0"/>
+          <w:color w:val="000000"/>
+          <w:sz w:val="22"/>
+        </w:rPr>
+        <w:t>Une fois adopte, l'accord de participation doit etre d'pose aupres de la DDETS qui en verifie les conditions de forme</w:t>
       </w:r>
     </w:p>
     <w:p>
       <w:r>
-        <w:t>aupr�s de l�organisme de recouvrement des cotisations sociales qui s�assure de la r�gularit� de ses dispositions.</w:t>
+        <w:rPr>
+          <w:b w:val="0"/>
+          <w:color w:val="000000"/>
+          <w:sz w:val="22"/>
+        </w:rPr>
+        <w:t>aupres de l'organisme de recouvrement des cotisations sociales qui s'assure de la regularite de ses dispositions.</w:t>
       </w:r>
     </w:p>
     <w:p>
@@ -222,22 +402,42 @@
         <w:pStyle w:val="Heading2"/>
       </w:pPr>
       <w:r>
-        <w:t>EN L�ABSENCE D�ACCORD</w:t>
+        <w:rPr>
+          <w:b/>
+          <w:color w:val="2F5496"/>
+          <w:sz w:val="24"/>
+        </w:rPr>
+        <w:t>EN L'ABSENCE D'ACCORD</w:t>
       </w:r>
     </w:p>
     <w:p>
       <w:r>
+        <w:rPr>
+          <w:b w:val="0"/>
+          <w:color w:val="000000"/>
+          <w:sz w:val="22"/>
+        </w:rPr>
         <w:t>?</w:t>
       </w:r>
     </w:p>
     <w:p>
       <w:r>
-        <w:t>En l�absence d�accord collectif et si les conditions d�assujettissement sont r�unies, le r�gime l�gal s�applique</w:t>
+        <w:rPr>
+          <w:b w:val="0"/>
+          <w:color w:val="000000"/>
+          <w:sz w:val="22"/>
+        </w:rPr>
+        <w:t>En l'absence d'accord collectif et si les conditions d'assujettissement sont reunies, le regime l'gal s'applique</w:t>
       </w:r>
     </w:p>
     <w:p>
       <w:r>
-        <w:t>automatiquement. Tous les salari�s peuvent en b�n�ficier et la participation est calcul�e proportionnellement aux salaires.</w:t>
+        <w:rPr>
+          <w:b w:val="0"/>
+          <w:color w:val="000000"/>
+          <w:sz w:val="22"/>
+        </w:rPr>
+        <w:t>automatiquement. Tous les salaries peuvent en ben'ficier et la participation est calculee proportionnellement aux salaires.</w:t>
       </w:r>
     </w:p>
     <w:p>
@@ -245,7 +445,12 @@
         <w:pStyle w:val="Heading2"/>
       </w:pPr>
       <w:r>
-        <w:t>LA DISPONIBILIT� DES FONDS C �</w:t>
+        <w:rPr>
+          <w:b/>
+          <w:color w:val="2F5496"/>
+          <w:sz w:val="24"/>
+        </w:rPr>
+        <w:t>LA DISPONIBILITe DES FONDS C e</w:t>
       </w:r>
     </w:p>
     <w:p>
@@ -253,27 +458,52 @@
         <w:pStyle w:val="Heading2"/>
       </w:pPr>
       <w:r>
-        <w:t>VERSEMENT IMM�DIAT DES SOMMES (ARTICLE R3324-21-1 C.TRAV.)</w:t>
+        <w:rPr>
+          <w:b/>
+          <w:color w:val="2F5496"/>
+          <w:sz w:val="24"/>
+        </w:rPr>
+        <w:t>VERSEMENT IMMeDIAT DES SOMMES (ARTICLE R3324-21-1 C.TRAV.)</w:t>
       </w:r>
     </w:p>
     <w:p>
       <w:r>
+        <w:rPr>
+          <w:b w:val="0"/>
+          <w:color w:val="000000"/>
+          <w:sz w:val="22"/>
+        </w:rPr>
         <w:t>?</w:t>
       </w:r>
     </w:p>
     <w:p>
       <w:r>
-        <w:t>D�s que le salari� est inform� des sommes qui lui ont �t� attribu�es au titre de la participation, il peut, sous 15 jours (sauf</w:t>
+        <w:rPr>
+          <w:b w:val="0"/>
+          <w:color w:val="000000"/>
+          <w:sz w:val="22"/>
+        </w:rPr>
+        <w:t>D's que le salarie est informe des sommes qui lui ont et' attribuees au titre de la participation, il peut, sous 15 jours (sauf</w:t>
       </w:r>
     </w:p>
     <w:p>
       <w:r>
-        <w:t>accord diff�rent) en demander le versement imm�diat. Les sommes sont alors imposables � l�imp�t sur le revenu, ce qui</w:t>
+        <w:rPr>
+          <w:b w:val="0"/>
+          <w:color w:val="000000"/>
+          <w:sz w:val="22"/>
+        </w:rPr>
+        <w:t>accord different) en demander le versement immediat. Les sommes sont alors imposables e l'impet sur le revenu, ce qui</w:t>
       </w:r>
     </w:p>
     <w:p>
       <w:r>
-        <w:t>n�est pas le cas en cas de blocage des fonds.</w:t>
+        <w:rPr>
+          <w:b w:val="0"/>
+          <w:color w:val="000000"/>
+          <w:sz w:val="22"/>
+        </w:rPr>
+        <w:t>n'est pas le cas en cas de blocage des fonds.</w:t>
       </w:r>
     </w:p>
     <w:p>
@@ -281,42 +511,82 @@
         <w:pStyle w:val="Heading2"/>
       </w:pPr>
       <w:r>
+        <w:rPr>
+          <w:b/>
+          <w:color w:val="2F5496"/>
+          <w:sz w:val="24"/>
+        </w:rPr>
         <w:t>LE BLOCAGE DES FONDS</w:t>
       </w:r>
     </w:p>
     <w:p>
       <w:r>
+        <w:rPr>
+          <w:b w:val="0"/>
+          <w:color w:val="000000"/>
+          <w:sz w:val="22"/>
+        </w:rPr>
         <w:t>?</w:t>
       </w:r>
     </w:p>
     <w:p>
       <w:r>
-        <w:t>Les sommes d�pos�es, si elles ne sont pas retir�es imm�diatement, sont indisponibles pendant une dur�e de 5 ans ou 8</w:t>
+        <w:rPr>
+          <w:b w:val="0"/>
+          <w:color w:val="000000"/>
+          <w:sz w:val="22"/>
+        </w:rPr>
+        <w:t>Les sommes d'posees, si elles ne sont pas retirees immediatement, sont indisponibles pendant une duree de 5 ans ou 8</w:t>
       </w:r>
     </w:p>
     <w:p>
       <w:r>
-        <w:t>ans en l�absence d�accord collectif dans les d�lais requis. Les sommes acquises sont affect�es soit sur un compte �pargne</w:t>
+        <w:rPr>
+          <w:b w:val="0"/>
+          <w:color w:val="000000"/>
+          <w:sz w:val="22"/>
+        </w:rPr>
+        <w:t>ans en l'absence d'accord collectif dans les d'lais requis. Les sommes acquises sont affectees soit sur un compte epargne</w:t>
       </w:r>
     </w:p>
     <w:p>
       <w:r>
-        <w:t>(PEE, PEI, PER) soit sur un compte que l�entreprise affecte � des investissements (pour les accords post�rieurs au 1</w:t>
+        <w:rPr>
+          <w:b w:val="0"/>
+          <w:color w:val="000000"/>
+          <w:sz w:val="22"/>
+        </w:rPr>
+        <w:t>(PEE, PEI, PER) soit sur un compte que l'entreprise affecte e des investissements (pour les accords posterieurs au 1</w:t>
       </w:r>
     </w:p>
     <w:p>
       <w:r>
+        <w:rPr>
+          <w:b w:val="0"/>
+          <w:color w:val="000000"/>
+          <w:sz w:val="22"/>
+        </w:rPr>
         <w:t>er</w:t>
       </w:r>
     </w:p>
     <w:p>
       <w:r>
+        <w:rPr>
+          <w:b w:val="0"/>
+          <w:color w:val="000000"/>
+          <w:sz w:val="22"/>
+        </w:rPr>
         <w:t>janvier 2007)</w:t>
       </w:r>
     </w:p>
     <w:p>
       <w:r>
-        <w:t>Au terme de l��ch�ance, le salari� peut choisir :</w:t>
+        <w:rPr>
+          <w:b w:val="0"/>
+          <w:color w:val="000000"/>
+          <w:sz w:val="22"/>
+        </w:rPr>
+        <w:t>Au terme de l'echeance, le salarie peut choisir :</w:t>
       </w:r>
     </w:p>
     <w:p>
@@ -324,7 +594,12 @@
         <w:pStyle w:val="ListBullet"/>
       </w:pPr>
       <w:r>
-        <w:t>de retirer les droits acquis ; -</w:t>
+        <w:rPr>
+          <w:b w:val="0"/>
+          <w:color w:val="000000"/>
+          <w:sz w:val="22"/>
+        </w:rPr>
+        <w:t>de retirer les droits acquis ;</w:t>
       </w:r>
     </w:p>
     <w:p>
@@ -332,7 +607,12 @@
         <w:pStyle w:val="ListBullet"/>
       </w:pPr>
       <w:r>
-        <w:t>de verser les sommes sur un compte �pargne entreprise ; -</w:t>
+        <w:rPr>
+          <w:b w:val="0"/>
+          <w:color w:val="000000"/>
+          <w:sz w:val="22"/>
+        </w:rPr>
+        <w:t>de verser les sommes sur un compte epargne entreprise ;</w:t>
       </w:r>
     </w:p>
     <w:p>
@@ -340,7 +620,12 @@
         <w:pStyle w:val="ListBullet"/>
       </w:pPr>
       <w:r>
-        <w:t>de maintenir la situation en l��tat pour b�n�ficier des exon�rations dont la participation fait l�objet. -</w:t>
+        <w:rPr>
+          <w:b w:val="0"/>
+          <w:color w:val="000000"/>
+          <w:sz w:val="22"/>
+        </w:rPr>
+        <w:t>de maintenir la situation en l'etat pour ben'ficier des exonerations dont la participation fait l'objet.</w:t>
       </w:r>
     </w:p>
     <w:p>
@@ -348,42 +633,82 @@
         <w:pStyle w:val="Heading2"/>
       </w:pPr>
       <w:r>
-        <w:t>LE D�BLOCAGE ANTICIP� DES FONDS</w:t>
+        <w:rPr>
+          <w:b/>
+          <w:color w:val="2F5496"/>
+          <w:sz w:val="24"/>
+        </w:rPr>
+        <w:t>LE D'BLOCAGE ANTICIPe DES FONDS</w:t>
       </w:r>
     </w:p>
     <w:p>
       <w:r>
+        <w:rPr>
+          <w:b w:val="0"/>
+          <w:color w:val="000000"/>
+          <w:sz w:val="22"/>
+        </w:rPr>
         <w:t>?</w:t>
       </w:r>
     </w:p>
     <w:p>
       <w:r>
-        <w:t>� titre d�rogatoire, il est possible de demander le d�blocage anticip� dans le cas d��v�nements d�finis � l�article R 3324-</w:t>
+        <w:rPr>
+          <w:b w:val="0"/>
+          <w:color w:val="000000"/>
+          <w:sz w:val="22"/>
+        </w:rPr>
+        <w:t>e titre d'rogatoire, il est possible de demander le d'blocage anticipe dans le cas d'evenements d'finis e l'article R 3324-</w:t>
       </w:r>
     </w:p>
     <w:p>
       <w:r>
+        <w:rPr>
+          <w:b w:val="0"/>
+          <w:color w:val="000000"/>
+          <w:sz w:val="22"/>
+        </w:rPr>
         <w:t>22 du code du travail.</w:t>
       </w:r>
     </w:p>
     <w:p>
       <w:r>
-        <w:t>Sont concern�s par exemple : Le mariage ou la conclusion d�un pacte civil de solidarit� par l�int�ress� (en sont exclus les</w:t>
+        <w:rPr>
+          <w:b w:val="0"/>
+          <w:color w:val="000000"/>
+          <w:sz w:val="22"/>
+        </w:rPr>
+        <w:t>Sont concernes par exemple : Le mariage ou la conclusion d'un pacte civil de solidarite par l'interesse (en sont exclus les</w:t>
       </w:r>
     </w:p>
     <w:p>
       <w:r>
-        <w:t>concubins), la naissance ou l�arriv�e au foyer d�un enfant en vue de son adoption, d�s lors que le foyer compte d�j� au</w:t>
+        <w:rPr>
+          <w:b w:val="0"/>
+          <w:color w:val="000000"/>
+          <w:sz w:val="22"/>
+        </w:rPr>
+        <w:t>concubins), la naissance ou l'arrivee au foyer d'un enfant en vue de son adoption, d's lors que le foyer compte d'j' au</w:t>
       </w:r>
     </w:p>
     <w:p>
       <w:r>
-        <w:t>moins deux enfants � sa charge, la rupture du contrat de travail, l�affectation des sommes �pargn�es � l�acquisition ou</w:t>
+        <w:rPr>
+          <w:b w:val="0"/>
+          <w:color w:val="000000"/>
+          <w:sz w:val="22"/>
+        </w:rPr>
+        <w:t>moins deux enfants e sa charge, la rupture du contrat de travail, l'affectation des sommes epargnees e l'acquisition ou</w:t>
       </w:r>
     </w:p>
     <w:p>
       <w:r>
-        <w:t>agrandissement de la r�sidence principale emportant cr�ation de surface habitable.</w:t>
+        <w:rPr>
+          <w:b w:val="0"/>
+          <w:color w:val="000000"/>
+          <w:sz w:val="22"/>
+        </w:rPr>
+        <w:t>agrandissement de la residence principale emportant creation de surface habitable.</w:t>
       </w:r>
     </w:p>
     <w:p>
@@ -391,7 +716,12 @@
         <w:pStyle w:val="Heading2"/>
       </w:pPr>
       <w:r>
-        <w:t>L�INT�RESSEMENT II �</w:t>
+        <w:rPr>
+          <w:b/>
+          <w:color w:val="2F5496"/>
+          <w:sz w:val="24"/>
+        </w:rPr>
+        <w:t>L'INTeRESSEMENT II e</w:t>
       </w:r>
     </w:p>
     <w:p>
@@ -399,7 +729,12 @@
         <w:pStyle w:val="Heading2"/>
       </w:pPr>
       <w:r>
-        <w:t>CONDITIONS DE MISE EN PLACE A �</w:t>
+        <w:rPr>
+          <w:b/>
+          <w:color w:val="7030A0"/>
+          <w:sz w:val="24"/>
+        </w:rPr>
+        <w:t>CONDITIONS DE MISE EN PLACE A e</w:t>
       </w:r>
     </w:p>
     <w:p>
@@ -407,32 +742,62 @@
         <w:pStyle w:val="Heading2"/>
       </w:pPr>
       <w:r>
-        <w:t>CHAMP D�APPLICATION</w:t>
+        <w:rPr>
+          <w:b/>
+          <w:color w:val="2F5496"/>
+          <w:sz w:val="24"/>
+        </w:rPr>
+        <w:t>CHAMP D'APPLICATION</w:t>
       </w:r>
     </w:p>
     <w:p>
       <w:r>
+        <w:rPr>
+          <w:b w:val="0"/>
+          <w:color w:val="000000"/>
+          <w:sz w:val="22"/>
+        </w:rPr>
         <w:t>?</w:t>
       </w:r>
     </w:p>
     <w:p>
       <w:r>
-        <w:t>Toute entreprise est justifi�e � conclure un accord d�int�ressement, quelle que soit son activit�, sa forme juridique ou sa</w:t>
+        <w:rPr>
+          <w:b w:val="0"/>
+          <w:color w:val="000000"/>
+          <w:sz w:val="22"/>
+        </w:rPr>
+        <w:t>Toute entreprise est justifiee e conclure un accord d'interessement, quelle que soit son activite, sa forme juridique ou sa</w:t>
       </w:r>
     </w:p>
     <w:p>
       <w:r>
-        <w:t>taille. L�accord, facultatif, est conclu au profit de toute personne ayant un contrat de travail avec l�entreprise. En outre les</w:t>
+        <w:rPr>
+          <w:b w:val="0"/>
+          <w:color w:val="000000"/>
+          <w:sz w:val="22"/>
+        </w:rPr>
+        <w:t>taille. L'accord, facultatif, est conclu au profit de toute personne ayant un contrat de travail avec l'entreprise. En outre les</w:t>
       </w:r>
     </w:p>
     <w:p>
       <w:r>
-        <w:t>chefs d�entreprise dont la structure compte au moins 1 salari� et au plus 100 salari�s sont admis au b�n�fice de</w:t>
+        <w:rPr>
+          <w:b w:val="0"/>
+          <w:color w:val="000000"/>
+          <w:sz w:val="22"/>
+        </w:rPr>
+        <w:t>chefs d'entreprise dont la structure compte au moins 1 salarie et au plus 100 salaries sont admis au ben'fice de</w:t>
       </w:r>
     </w:p>
     <w:p>
       <w:r>
-        <w:t>l�int�ressement.</w:t>
+        <w:rPr>
+          <w:b w:val="0"/>
+          <w:color w:val="000000"/>
+          <w:sz w:val="22"/>
+        </w:rPr>
+        <w:t>l'interessement.</w:t>
       </w:r>
     </w:p>
     <w:p>
@@ -440,47 +805,92 @@
         <w:pStyle w:val="Heading2"/>
       </w:pPr>
       <w:r>
-        <w:t>CONCLUSION DE L�ACCORD D�INT�RESSEMENT</w:t>
+        <w:rPr>
+          <w:b/>
+          <w:color w:val="2F5496"/>
+          <w:sz w:val="24"/>
+        </w:rPr>
+        <w:t>CONCLUSION DE L'ACCORD D'INTeRESSEMENT</w:t>
       </w:r>
     </w:p>
     <w:p>
       <w:r>
+        <w:rPr>
+          <w:b w:val="0"/>
+          <w:color w:val="000000"/>
+          <w:sz w:val="22"/>
+        </w:rPr>
         <w:t>?</w:t>
       </w:r>
     </w:p>
     <w:p>
       <w:r>
-        <w:t>L�accord peut �tre conclu aux m�mes conditions que l�accord de participation pour une dur�e de 3 ans (Dans le cadre</w:t>
+        <w:rPr>
+          <w:b w:val="0"/>
+          <w:color w:val="000000"/>
+          <w:sz w:val="22"/>
+        </w:rPr>
+        <w:t>L'accord peut etre conclu aux m'mes conditions que l'accord de participation pour une duree de 3 ans (Dans le cadre</w:t>
       </w:r>
     </w:p>
     <w:p>
       <w:r>
-        <w:t>d�une convention ou d�un accord de branche, professionnel ou d�entreprise, au sein du comit� social et �conomique,</w:t>
+        <w:rPr>
+          <w:b w:val="0"/>
+          <w:color w:val="000000"/>
+          <w:sz w:val="22"/>
+        </w:rPr>
+        <w:t>d'une convention ou d'un accord de branche, professionnel ou d'entreprise, au sein du comite social et economique,</w:t>
       </w:r>
     </w:p>
     <w:p>
       <w:r>
-        <w:t>entre l�employeur et ses repr�sentants syndicaux, � la suite d�une consultation du personnel ayant valid� le projet � la</w:t>
+        <w:rPr>
+          <w:b w:val="0"/>
+          <w:color w:val="000000"/>
+          <w:sz w:val="22"/>
+        </w:rPr>
+        <w:t>entre l'employeur et ses representants syndicaux, e la suite d'une consultation du personnel ayant valide le projet e la</w:t>
       </w:r>
     </w:p>
     <w:p>
       <w:r>
-        <w:t>majorit� des 2/3). Pr�alablement � sa conclusion, il doit �tre transmis pour avis au CSE et � d�faut aux d�l�gu�s du</w:t>
+        <w:rPr>
+          <w:b w:val="0"/>
+          <w:color w:val="000000"/>
+          <w:sz w:val="22"/>
+        </w:rPr>
+        <w:t>majorite des 2/3). Prealablement e sa conclusion, il doit etre transmis pour avis au CSE et e d'faut aux d'l'gues du</w:t>
       </w:r>
     </w:p>
     <w:p>
       <w:r>
-        <w:t>personnel sur requ�te des parties.</w:t>
+        <w:rPr>
+          <w:b w:val="0"/>
+          <w:color w:val="000000"/>
+          <w:sz w:val="22"/>
+        </w:rPr>
+        <w:t>personnel sur requete des parties.</w:t>
       </w:r>
     </w:p>
     <w:p>
       <w:r>
-        <w:t>Une fois �tabli, il est d�pos� dans les 15 jours de sa conclusion aux services de la DREETS.</w:t>
+        <w:rPr>
+          <w:b w:val="0"/>
+          <w:color w:val="000000"/>
+          <w:sz w:val="22"/>
+        </w:rPr>
+        <w:t>Une fois etabli, il est d'pose dans les 15 jours de sa conclusion aux services de la DREETS.</w:t>
       </w:r>
     </w:p>
     <w:p>
       <w:r>
-        <w:t>L�int�ressement pr�vu par l�accord doit imp�rativement :</w:t>
+        <w:rPr>
+          <w:b w:val="0"/>
+          <w:color w:val="000000"/>
+          <w:sz w:val="22"/>
+        </w:rPr>
+        <w:t>L'interessement prevu par l'accord doit imperativement :</w:t>
       </w:r>
     </w:p>
     <w:p>
@@ -488,7 +898,12 @@
         <w:pStyle w:val="ListBullet"/>
       </w:pPr>
       <w:r>
-        <w:t>�tre collectif ; -</w:t>
+        <w:rPr>
+          <w:b w:val="0"/>
+          <w:color w:val="000000"/>
+          <w:sz w:val="22"/>
+        </w:rPr>
+        <w:t>etre collectif ;</w:t>
       </w:r>
     </w:p>
     <w:p>
@@ -496,22 +911,36 @@
         <w:pStyle w:val="ListBullet"/>
       </w:pPr>
       <w:r>
-        <w:t>pr�senter un caract�re al�atoire ; -</w:t>
+        <w:rPr>
+          <w:b w:val="0"/>
+          <w:color w:val="000000"/>
+          <w:sz w:val="22"/>
+        </w:rPr>
+        <w:t>presenter un caractere aleatoire ;</w:t>
       </w:r>
     </w:p>
     <w:p>
       <w:r>
-        <w:t>r�sulter d�un calcul li� aux r�sultats de l�entreprise</w:t>
+        <w:rPr>
+          <w:b w:val="0"/>
+          <w:color w:val="000000"/>
+          <w:sz w:val="22"/>
+        </w:rPr>
+        <w:t>resulter d'un calcul lie aux resultats de l'entreprise</w:t>
       </w:r>
     </w:p>
-    <w:p/>
     <w:p/>
     <w:p>
       <w:pPr>
         <w:pStyle w:val="Heading2"/>
       </w:pPr>
       <w:r>
-        <w:t>FONCTIONNEMENT B �</w:t>
+        <w:rPr>
+          <w:b/>
+          <w:color w:val="2F5496"/>
+          <w:sz w:val="24"/>
+        </w:rPr>
+        <w:t>FONCTIONNEMENT B e</w:t>
       </w:r>
     </w:p>
     <w:p>
@@ -519,42 +948,82 @@
         <w:pStyle w:val="Heading2"/>
       </w:pPr>
       <w:r>
-        <w:t>CALCUL ET R�PARTITION DE L�INT�RESSEMENT</w:t>
+        <w:rPr>
+          <w:b/>
+          <w:color w:val="2F5496"/>
+          <w:sz w:val="24"/>
+        </w:rPr>
+        <w:t>CALCUL ET RePARTITION DE L'INTeRESSEMENT</w:t>
       </w:r>
     </w:p>
     <w:p>
       <w:r>
+        <w:rPr>
+          <w:b w:val="0"/>
+          <w:color w:val="000000"/>
+          <w:sz w:val="22"/>
+        </w:rPr>
         <w:t>?</w:t>
       </w:r>
     </w:p>
     <w:p>
       <w:r>
-        <w:t>Le calcul est fonction des crit�res retenus par l�accord. Ce peut �tre un int�ressement � l�accroissement de l�activit�, un</w:t>
+        <w:rPr>
+          <w:b w:val="0"/>
+          <w:color w:val="000000"/>
+          <w:sz w:val="22"/>
+        </w:rPr>
+        <w:t>Le calcul est fonction des criteres retenus par l'accord. Ce peut etre un interessement e l'accroissement de l'activite, un</w:t>
       </w:r>
     </w:p>
     <w:p>
       <w:r>
-        <w:t>int�ressement aux r�sultats ou tout autre formule associant les salari�s � la performance de l�entreprise.</w:t>
+        <w:rPr>
+          <w:b w:val="0"/>
+          <w:color w:val="000000"/>
+          <w:sz w:val="22"/>
+        </w:rPr>
+        <w:t>interessement aux resultats ou tout autre formule associant les salaries e la performance de l'entreprise.</w:t>
       </w:r>
     </w:p>
     <w:p>
       <w:r>
-        <w:t>Le montant global est ensuite r�parti entre les salari�s selon des combinaisons identiques � la participation</w:t>
+        <w:rPr>
+          <w:b w:val="0"/>
+          <w:color w:val="000000"/>
+          <w:sz w:val="22"/>
+        </w:rPr>
+        <w:t>Le montant global est ensuite reparti entre les salaries selon des combinaisons identiques e la participation</w:t>
       </w:r>
     </w:p>
     <w:p>
       <w:r>
-        <w:t>(proportionnellement aux salaires, selon le temps de pr�sence du salari� ou combinaison des deux possibilit�s) sans</w:t>
+        <w:rPr>
+          <w:b w:val="0"/>
+          <w:color w:val="000000"/>
+          <w:sz w:val="22"/>
+        </w:rPr>
+        <w:t>(proportionnellement aux salaires, selon le temps de presence du salarie ou combinaison des deux possibilites) sans</w:t>
       </w:r>
     </w:p>
     <w:p>
       <w:r>
-        <w:t>pouvoir d�passer un double plafond : la moiti� du plafond annuel de s�curit� sociale et au maximum 20% du total</w:t>
+        <w:rPr>
+          <w:b w:val="0"/>
+          <w:color w:val="000000"/>
+          <w:sz w:val="22"/>
+        </w:rPr>
+        <w:t>pouvoir d'passer un double plafond : la moitie du plafond annuel de s'curite sociale et au maximum 20% du total</w:t>
       </w:r>
     </w:p>
     <w:p>
       <w:r>
-        <w:t>des salaires bruts vers�s au personnel.</w:t>
+        <w:rPr>
+          <w:b w:val="0"/>
+          <w:color w:val="000000"/>
+          <w:sz w:val="22"/>
+        </w:rPr>
+        <w:t>des salaires bruts verses au personnel.</w:t>
       </w:r>
     </w:p>
     <w:p>
@@ -562,32 +1031,62 @@
         <w:pStyle w:val="Heading2"/>
       </w:pPr>
       <w:r>
+        <w:rPr>
+          <w:b/>
+          <w:color w:val="2F5496"/>
+          <w:sz w:val="24"/>
+        </w:rPr>
         <w:t>UTILISATION DES SOMMES</w:t>
       </w:r>
     </w:p>
     <w:p>
       <w:r>
+        <w:rPr>
+          <w:b w:val="0"/>
+          <w:color w:val="000000"/>
+          <w:sz w:val="22"/>
+        </w:rPr>
         <w:t>?</w:t>
       </w:r>
     </w:p>
     <w:p>
       <w:r>
-        <w:t>Les sommes (non soumises � cotisations � l�exception de la CSG et CRDS) doivent �tre vers�es avant la fin du 5</w:t>
+        <w:rPr>
+          <w:b w:val="0"/>
+          <w:color w:val="000000"/>
+          <w:sz w:val="22"/>
+        </w:rPr>
+        <w:t>Les sommes (non soumises e cotisations e l'exception de la CSG et CRDS) doivent etre versees avant la fin du 5</w:t>
       </w:r>
     </w:p>
     <w:p>
       <w:r>
+        <w:rPr>
+          <w:b w:val="0"/>
+          <w:color w:val="000000"/>
+          <w:sz w:val="22"/>
+        </w:rPr>
         <w:t>e</w:t>
       </w:r>
     </w:p>
     <w:p>
       <w:r>
+        <w:rPr>
+          <w:b w:val="0"/>
+          <w:color w:val="000000"/>
+          <w:sz w:val="22"/>
+        </w:rPr>
         <w:t>mois</w:t>
       </w:r>
     </w:p>
     <w:p>
       <w:r>
-        <w:t>suivant la cl�ture de l�exercice soit :</w:t>
+        <w:rPr>
+          <w:b w:val="0"/>
+          <w:color w:val="000000"/>
+          <w:sz w:val="22"/>
+        </w:rPr>
+        <w:t>suivant la cleture de l'exercice soit :</w:t>
       </w:r>
     </w:p>
     <w:p>
@@ -595,7 +1094,12 @@
         <w:pStyle w:val="ListBullet"/>
       </w:pPr>
       <w:r>
-        <w:t>directement au salari� ; -</w:t>
+        <w:rPr>
+          <w:b w:val="0"/>
+          <w:color w:val="000000"/>
+          <w:sz w:val="22"/>
+        </w:rPr>
+        <w:t>directement au salarie ;</w:t>
       </w:r>
     </w:p>
     <w:p>
@@ -603,7 +1107,12 @@
         <w:pStyle w:val="ListBullet"/>
       </w:pPr>
       <w:r>
-        <w:t>dans un plan d��pargne entreprise (PEE, PEI, PER). -</w:t>
+        <w:rPr>
+          <w:b w:val="0"/>
+          <w:color w:val="000000"/>
+          <w:sz w:val="22"/>
+        </w:rPr>
+        <w:t>dans un plan d'epargne entreprise (PEE, PEI, PER).</w:t>
       </w:r>
     </w:p>
     <w:p>
@@ -611,7 +1120,12 @@
         <w:pStyle w:val="Heading2"/>
       </w:pPr>
       <w:r>
-        <w:t>LES PLANS D��PARGNE III �</w:t>
+        <w:rPr>
+          <w:b/>
+          <w:color w:val="2F5496"/>
+          <w:sz w:val="24"/>
+        </w:rPr>
+        <w:t>LES PLANS D'ePARGNE III e</w:t>
       </w:r>
     </w:p>
     <w:p>
@@ -619,12 +1133,22 @@
         <w:pStyle w:val="Heading2"/>
       </w:pPr>
       <w:r>
-        <w:t>LE PLAN D��PARGNE ENTREPRISE (PEE) A �</w:t>
+        <w:rPr>
+          <w:b/>
+          <w:color w:val="2F5496"/>
+          <w:sz w:val="24"/>
+        </w:rPr>
+        <w:t>LE PLAN D'ePARGNE ENTREPRISE (PEE) A e</w:t>
       </w:r>
     </w:p>
     <w:p>
       <w:r>
-        <w:t>Il constitue la possibilit� pour les salari�s de se constituer une �pargne sous forme de valeurs mobili�res avec l�aide de l�entreprise.</w:t>
+        <w:rPr>
+          <w:b w:val="0"/>
+          <w:color w:val="000000"/>
+          <w:sz w:val="22"/>
+        </w:rPr>
+        <w:t>Il constitue la possibilite pour les salaries de se constituer une epargne sous forme de valeurs mobilieres avec l'aide de l'entreprise.</w:t>
       </w:r>
     </w:p>
     <w:p>
@@ -632,37 +1156,72 @@
         <w:pStyle w:val="Heading2"/>
       </w:pPr>
       <w:r>
+        <w:rPr>
+          <w:b/>
+          <w:color w:val="2F5496"/>
+          <w:sz w:val="24"/>
+        </w:rPr>
         <w:t>MISE EN PLACE</w:t>
       </w:r>
     </w:p>
     <w:p>
       <w:r>
+        <w:rPr>
+          <w:b w:val="0"/>
+          <w:color w:val="000000"/>
+          <w:sz w:val="22"/>
+        </w:rPr>
         <w:t>?</w:t>
       </w:r>
     </w:p>
     <w:p>
       <w:r>
-        <w:t>Toute entreprise sans condition d�activit�, de forme juridique ou d�effectif peut instituer un plan d��pargne. Facultatif, il</w:t>
+        <w:rPr>
+          <w:b w:val="0"/>
+          <w:color w:val="000000"/>
+          <w:sz w:val="22"/>
+        </w:rPr>
+        <w:t>Toute entreprise sans condition d'activite, de forme juridique ou d'effectif peut instituer un plan d'epargne. Facultatif, il</w:t>
       </w:r>
     </w:p>
     <w:p>
       <w:r>
-        <w:t>peut r�sulter soit d�une d�cision de l�employeur soit d�un accord conclu avec le personnel. Il b�n�ficie � l�ensemble des</w:t>
+        <w:rPr>
+          <w:b w:val="0"/>
+          <w:color w:val="000000"/>
+          <w:sz w:val="22"/>
+        </w:rPr>
+        <w:t>peut resulter soit d'une d'cision de l'employeur soit d'un accord conclu avec le personnel. Il ben'ficie e l'ensemble des</w:t>
       </w:r>
     </w:p>
     <w:p>
       <w:r>
-        <w:t>salari�s dont la condition d�anciennet�, si elle existe, ne peut �tre sup�rieure � 3 mois.</w:t>
+        <w:rPr>
+          <w:b w:val="0"/>
+          <w:color w:val="000000"/>
+          <w:sz w:val="22"/>
+        </w:rPr>
+        <w:t>salaries dont la condition d'anciennete, si elle existe, ne peut etre superieure e 3 mois.</w:t>
       </w:r>
     </w:p>
     <w:p>
       <w:r>
-        <w:t>Une fois d�fini, le dispositif fait l�objet d�un contr�le de fond et de forme par la DDETS et l�organisme de recouvrements</w:t>
+        <w:rPr>
+          <w:b w:val="0"/>
+          <w:color w:val="000000"/>
+          <w:sz w:val="22"/>
+        </w:rPr>
+        <w:t>Une fois d'fini, le dispositif fait l'objet d'un contrele de fond et de forme par la DDETS et l'organisme de recouvrements</w:t>
       </w:r>
     </w:p>
     <w:p>
       <w:r>
-        <w:t>des cotisations sociales dont d�pend l�entreprise.</w:t>
+        <w:rPr>
+          <w:b w:val="0"/>
+          <w:color w:val="000000"/>
+          <w:sz w:val="22"/>
+        </w:rPr>
+        <w:t>des cotisations sociales dont d'pend l'entreprise.</w:t>
       </w:r>
     </w:p>
     <w:p>
@@ -670,17 +1229,32 @@
         <w:pStyle w:val="Heading2"/>
       </w:pPr>
       <w:r>
+        <w:rPr>
+          <w:b/>
+          <w:color w:val="2F5496"/>
+          <w:sz w:val="24"/>
+        </w:rPr>
         <w:t>ALIMENTATION DU COMPTE</w:t>
       </w:r>
     </w:p>
     <w:p>
       <w:r>
+        <w:rPr>
+          <w:b w:val="0"/>
+          <w:color w:val="000000"/>
+          <w:sz w:val="22"/>
+        </w:rPr>
         <w:t>?</w:t>
       </w:r>
     </w:p>
     <w:p>
       <w:r>
-        <w:t>Le compte est aliment� � la fois par les salari�s et par l�entreprise.</w:t>
+        <w:rPr>
+          <w:b w:val="0"/>
+          <w:color w:val="000000"/>
+          <w:sz w:val="22"/>
+        </w:rPr>
+        <w:t>Le compte est alimente e la fois par les salaries et par l'entreprise.</w:t>
       </w:r>
     </w:p>
     <w:p>
@@ -688,12 +1262,22 @@
         <w:pStyle w:val="ListBullet"/>
       </w:pPr>
       <w:r>
-        <w:t>les salari�s peuvent librement effectuer des versements sur le compte dans la limit� du � de leur r�mun�ration -</w:t>
+        <w:rPr>
+          <w:b w:val="0"/>
+          <w:color w:val="000000"/>
+          <w:sz w:val="22"/>
+        </w:rPr>
+        <w:t>les salaries peuvent librement effectuer des versements sur le compte dans la limite du e de leur remuneration</w:t>
       </w:r>
     </w:p>
     <w:p>
       <w:r>
-        <w:t>annuelle. Les sommes per�ues au titre de la participation ou de l�int�ressement peuvent aussi alimenter le plan ;</w:t>
+        <w:rPr>
+          <w:b w:val="0"/>
+          <w:color w:val="000000"/>
+          <w:sz w:val="22"/>
+        </w:rPr>
+        <w:t>annuelle. Les sommes pereues au titre de la participation ou de l'interessement peuvent aussi alimenter le plan ;</w:t>
       </w:r>
     </w:p>
     <w:p>
@@ -701,27 +1285,52 @@
         <w:pStyle w:val="ListBullet"/>
       </w:pPr>
       <w:r>
-        <w:t>l�entreprise peut aussi participer � la constitution de l��pargne par le versement d�un abondement dans la limite d�un -</w:t>
+        <w:rPr>
+          <w:b w:val="0"/>
+          <w:color w:val="000000"/>
+          <w:sz w:val="22"/>
+        </w:rPr>
+        <w:t>l'entreprise peut aussi participer e la constitution de l'epargne par le versement d'un abondement dans la limite d'un</w:t>
       </w:r>
     </w:p>
     <w:p>
       <w:r>
-        <w:t>plafond par salari� et par an. Il peut �tre d�rog� � ce maximum si le plan sert au d�veloppement de l�actionnariat</w:t>
+        <w:rPr>
+          <w:b w:val="0"/>
+          <w:color w:val="000000"/>
+          <w:sz w:val="22"/>
+        </w:rPr>
+        <w:t>plafond par salarie et par an. Il peut etre d'roge e ce maximum si le plan sert au d'veloppement de l'actionnariat</w:t>
       </w:r>
     </w:p>
     <w:p>
       <w:r>
-        <w:t>salari�.</w:t>
+        <w:rPr>
+          <w:b w:val="0"/>
+          <w:color w:val="000000"/>
+          <w:sz w:val="22"/>
+        </w:rPr>
+        <w:t>salarie.</w:t>
       </w:r>
     </w:p>
     <w:p>
       <w:r>
-        <w:t>Les sommes vers�es permettent la constitution d�un portefeuille de valeurs mobili�res (SICAV, FCPE, actionnariat</w:t>
+        <w:rPr>
+          <w:b w:val="0"/>
+          <w:color w:val="000000"/>
+          <w:sz w:val="22"/>
+        </w:rPr>
+        <w:t>Les sommes versees permettent la constitution d'un portefeuille de valeurs mobilieres (SICAV, FCPE, actionnariat</w:t>
       </w:r>
     </w:p>
     <w:p>
       <w:r>
-        <w:t>salari�).</w:t>
+        <w:rPr>
+          <w:b w:val="0"/>
+          <w:color w:val="000000"/>
+          <w:sz w:val="22"/>
+        </w:rPr>
+        <w:t>salarie).</w:t>
       </w:r>
     </w:p>
     <w:p>
@@ -729,37 +1338,72 @@
         <w:pStyle w:val="Heading2"/>
       </w:pPr>
       <w:r>
+        <w:rPr>
+          <w:b/>
+          <w:color w:val="2F5496"/>
+          <w:sz w:val="24"/>
+        </w:rPr>
         <w:t>UTILISATION DU COMPTE</w:t>
       </w:r>
     </w:p>
     <w:p>
       <w:r>
+        <w:rPr>
+          <w:b w:val="0"/>
+          <w:color w:val="000000"/>
+          <w:sz w:val="22"/>
+        </w:rPr>
         <w:t>?</w:t>
       </w:r>
     </w:p>
     <w:p>
       <w:r>
-        <w:t>Les sommes vers�es (hors int�r�ts) sont indisponibles pendant 5 ans. Un d�blocage anticip� reste n�anmoins possible</w:t>
+        <w:rPr>
+          <w:b w:val="0"/>
+          <w:color w:val="000000"/>
+          <w:sz w:val="22"/>
+        </w:rPr>
+        <w:t>Les sommes versees (hors interets) sont indisponibles pendant 5 ans. Un d'blocage anticipe reste n'anmoins possible</w:t>
       </w:r>
     </w:p>
     <w:p>
       <w:r>
-        <w:t>en cas d��v�nement familial (naissance, mariage, divorce, d�c�s�) de rupture du contrat de travail, ou encore de</w:t>
+        <w:rPr>
+          <w:b w:val="0"/>
+          <w:color w:val="000000"/>
+          <w:sz w:val="22"/>
+        </w:rPr>
+        <w:t>en cas d'evenement familial (naissance, mariage, divorce, d'c's') de rupture du contrat de travail, ou encore de</w:t>
       </w:r>
     </w:p>
     <w:p>
       <w:r>
+        <w:rPr>
+          <w:b w:val="0"/>
+          <w:color w:val="000000"/>
+          <w:sz w:val="22"/>
+        </w:rPr>
         <w:t>surendettement (liste non exhaustive).</w:t>
       </w:r>
     </w:p>
     <w:p>
       <w:r>
-        <w:t>Enfin, si le salari� le demande, les sommes d�tenues peuvent �tre transf�r�es sur un nouveau support (PEE, PEI ou PER)</w:t>
+        <w:rPr>
+          <w:b w:val="0"/>
+          <w:color w:val="000000"/>
+          <w:sz w:val="22"/>
+        </w:rPr>
+        <w:t>Enfin, si le salarie le demande, les sommes d'tenues peuvent etre transferees sur un nouveau support (PEE, PEI ou PER)</w:t>
       </w:r>
     </w:p>
     <w:p>
       <w:r>
-        <w:t>dont la dur�e de blocage acquise s�impute sur celle du nouveau support (principe).</w:t>
+        <w:rPr>
+          <w:b w:val="0"/>
+          <w:color w:val="000000"/>
+          <w:sz w:val="22"/>
+        </w:rPr>
+        <w:t>dont la duree de blocage acquise s'impute sur celle du nouveau support (principe).</w:t>
       </w:r>
     </w:p>
     <w:p>
@@ -767,37 +1411,72 @@
         <w:pStyle w:val="Heading2"/>
       </w:pPr>
       <w:r>
-        <w:t>LE PLAN D��PARGNE INTER-ENTREPRISE (PEI) B �</w:t>
+        <w:rPr>
+          <w:b/>
+          <w:color w:val="2F5496"/>
+          <w:sz w:val="24"/>
+        </w:rPr>
+        <w:t>LE PLAN D'ePARGNE INTER-ENTREPRISE (PEI) B e</w:t>
       </w:r>
     </w:p>
     <w:p>
       <w:r>
-        <w:t>Le Plan d��pargne inter-entreprise est identique au PEE dans ses modalit�s de fonctionnement. Il permet en r�alit� aux</w:t>
+        <w:rPr>
+          <w:b w:val="0"/>
+          <w:color w:val="000000"/>
+          <w:sz w:val="22"/>
+        </w:rPr>
+        <w:t>Le Plan d'epargne inter-entreprise est identique au PEE dans ses modalites de fonctionnement. Il permet en realite aux</w:t>
       </w:r>
     </w:p>
     <w:p>
       <w:r>
-        <w:t>petites et moyennes entreprises d�instituer un syst�me d��pargne commun, identique au PEE, tout en r�duisant son</w:t>
+        <w:rPr>
+          <w:b w:val="0"/>
+          <w:color w:val="000000"/>
+          <w:sz w:val="22"/>
+        </w:rPr>
+        <w:t>petites et moyennes entreprises d'instituer un systeme d'epargne commun, identique au PEE, tout en reduisant son</w:t>
       </w:r>
     </w:p>
     <w:p>
       <w:r>
-        <w:t>co�t de mise en place et de fonctionnement.</w:t>
+        <w:rPr>
+          <w:b w:val="0"/>
+          <w:color w:val="000000"/>
+          <w:sz w:val="22"/>
+        </w:rPr>
+        <w:t>coet de mise en place et de fonctionnement.</w:t>
       </w:r>
     </w:p>
     <w:p>
       <w:r>
-        <w:t>L�accord peut �tre conclu dans une branche professionnelle, au niveau local ou entre plusieurs entreprises.</w:t>
+        <w:rPr>
+          <w:b w:val="0"/>
+          <w:color w:val="000000"/>
+          <w:sz w:val="22"/>
+        </w:rPr>
+        <w:t>L'accord peut etre conclu dans une branche professionnelle, au niveau local ou entre plusieurs entreprises.</w:t>
       </w:r>
     </w:p>
     <w:p>
       <w:r>
-        <w:t>Il peut �galement r�sulter d�un accord au sein du CSE, ou de la ratification du projet par le personnel de chaque entre-</w:t>
+        <w:rPr>
+          <w:b w:val="0"/>
+          <w:color w:val="000000"/>
+          <w:sz w:val="22"/>
+        </w:rPr>
+        <w:t>Il peut egalement resulter d'un accord au sein du CSE, ou de la ratification du projet par le personnel de chaque entre-</w:t>
       </w:r>
     </w:p>
     <w:p>
       <w:r>
-        <w:t>prise � la majorit� des 2/3.</w:t>
+        <w:rPr>
+          <w:b w:val="0"/>
+          <w:color w:val="000000"/>
+          <w:sz w:val="22"/>
+        </w:rPr>
+        <w:t>prise e la majorite des 2/3.</w:t>
       </w:r>
     </w:p>
     <w:p>
@@ -805,16 +1484,31 @@
         <w:pStyle w:val="Heading2"/>
       </w:pPr>
       <w:r>
-        <w:t>LE PLAN D��PARGNE ENTREPRISE COLLECTIF (ANCIEN PERCO) C �</w:t>
+        <w:rPr>
+          <w:b/>
+          <w:color w:val="2F5496"/>
+          <w:sz w:val="24"/>
+        </w:rPr>
+        <w:t>LE PLAN D'ePARGNE ENTREPRISE COLLECTIF (ANCIEN PERCO) C e</w:t>
       </w:r>
     </w:p>
     <w:p>
       <w:r>
-        <w:t>Le PER permet au salari� de se constituer une �pargne en vue de la retraite, qu�il pourra percevoir sous forme de capital</w:t>
+        <w:rPr>
+          <w:b w:val="0"/>
+          <w:color w:val="000000"/>
+          <w:sz w:val="22"/>
+        </w:rPr>
+        <w:t>Le PER permet au salarie de se constituer une epargne en vue de la retraite, qu'il pourra percevoir sous forme de capital</w:t>
       </w:r>
     </w:p>
     <w:p>
       <w:r>
+        <w:rPr>
+          <w:b w:val="0"/>
+          <w:color w:val="000000"/>
+          <w:sz w:val="22"/>
+        </w:rPr>
         <w:t>ou de rente.</w:t>
       </w:r>
     </w:p>
@@ -823,61 +1517,121 @@
         <w:pStyle w:val="Heading2"/>
       </w:pPr>
       <w:r>
+        <w:rPr>
+          <w:b/>
+          <w:color w:val="2F5496"/>
+          <w:sz w:val="24"/>
+        </w:rPr>
         <w:t>MISE EN PLACE DU PLAN</w:t>
       </w:r>
     </w:p>
     <w:p>
       <w:r>
+        <w:rPr>
+          <w:b w:val="0"/>
+          <w:color w:val="000000"/>
+          <w:sz w:val="22"/>
+        </w:rPr>
         <w:t>?</w:t>
       </w:r>
     </w:p>
     <w:p>
       <w:r>
-        <w:t>Il peut �tre mis en place dans toute entreprise sans conditions d�effectif, d�activit� ou de forme juridique. Il peut �tre</w:t>
+        <w:rPr>
+          <w:b w:val="0"/>
+          <w:color w:val="000000"/>
+          <w:sz w:val="22"/>
+        </w:rPr>
+        <w:t>Il peut etre mis en place dans toute entreprise sans conditions d'effectif, d'activite ou de forme juridique. Il peut etre</w:t>
       </w:r>
     </w:p>
     <w:p>
       <w:r>
-        <w:t>institu� par voie d�accord collectif ou par d�cision unilat�rale de l�employeur. Cette derni�re option exige au pr�alable</w:t>
+        <w:rPr>
+          <w:b w:val="0"/>
+          <w:color w:val="000000"/>
+          <w:sz w:val="22"/>
+        </w:rPr>
+        <w:t>institue par voie d'accord collectif ou par d'cision unilaterale de l'employeur. Cette derniere option exige au prealable</w:t>
       </w:r>
     </w:p>
     <w:p>
       <w:r>
-        <w:t>d�engager une n�gociation avec les d�l�gu�s syndicaux ou � d�faut le CSE.</w:t>
+        <w:rPr>
+          <w:b w:val="0"/>
+          <w:color w:val="000000"/>
+          <w:sz w:val="22"/>
+        </w:rPr>
+        <w:t>d'engager une n'gociation avec les d'l'gues syndicaux ou e d'faut le CSE.</w:t>
       </w:r>
     </w:p>
     <w:p>
       <w:r>
-        <w:t>� l�embauche de chaque salari�, un livret d��pargne salariale doit lui �tre remis ainsi qu�un r�glement pr�cisant les</w:t>
+        <w:rPr>
+          <w:b w:val="0"/>
+          <w:color w:val="000000"/>
+          <w:sz w:val="22"/>
+        </w:rPr>
+        <w:t>e l'embauche de chaque salarie, un livret d'epargne salariale doit lui etre remis ainsi qu'un reglement precisant les</w:t>
       </w:r>
     </w:p>
     <w:p>
       <w:r>
-        <w:t>modalit�s d��pargne et de fonctionnement du PER.</w:t>
+        <w:rPr>
+          <w:b w:val="0"/>
+          <w:color w:val="000000"/>
+          <w:sz w:val="22"/>
+        </w:rPr>
+        <w:t>modalites d'epargne et de fonctionnement du PER.</w:t>
       </w:r>
     </w:p>
     <w:p>
       <w:r>
-        <w:t>Les b�n�ficiaires sont identiques � ceux du PEE.</w:t>
+        <w:rPr>
+          <w:b w:val="0"/>
+          <w:color w:val="000000"/>
+          <w:sz w:val="22"/>
+        </w:rPr>
+        <w:t>Les ben'ficiaires sont identiques e ceux du PEE.</w:t>
       </w:r>
     </w:p>
     <w:p>
       <w:r>
+        <w:rPr>
+          <w:b w:val="0"/>
+          <w:color w:val="000000"/>
+          <w:sz w:val="22"/>
+        </w:rPr>
         <w:t>121</w:t>
       </w:r>
     </w:p>
     <w:p>
       <w:r>
-        <w:t>�ditions Corroy � 4 rue de Villars, 42000 Saint-�tienne � 04 77 79 92 46 � infos@editions-corroy.fr</w:t>
+        <w:rPr>
+          <w:b w:val="0"/>
+          <w:color w:val="000000"/>
+          <w:sz w:val="22"/>
+        </w:rPr>
+        <w:t>editions Corroy e 4 rue de Villars, 42000 Saint-etienne e 04 77 79 92 46 e infos@editions-corroy.fr</w:t>
       </w:r>
     </w:p>
     <w:p>
       <w:r>
-        <w:t>UE 3 � Fiche 27</w:t>
+        <w:rPr>
+          <w:b w:val="0"/>
+          <w:color w:val="000000"/>
+          <w:sz w:val="22"/>
+        </w:rPr>
+        <w:t>UE 3 e Fiche 27</w:t>
       </w:r>
     </w:p>
     <w:p>
       <w:r>
+        <w:rPr>
+          <w:b w:val="0"/>
+          <w:color w:val="000000"/>
+          <w:sz w:val="22"/>
+        </w:rPr>
         <w:t>DCGUE3F.qxp_DCGUE3F 24/07/2025 10:26 Page 121</w:t>
       </w:r>
     </w:p>
@@ -886,17 +1640,32 @@
         <w:pStyle w:val="Heading2"/>
       </w:pPr>
       <w:r>
+        <w:rPr>
+          <w:b/>
+          <w:color w:val="2F5496"/>
+          <w:sz w:val="24"/>
+        </w:rPr>
         <w:t>ALIMENTATION DU PER</w:t>
       </w:r>
     </w:p>
     <w:p>
       <w:r>
+        <w:rPr>
+          <w:b w:val="0"/>
+          <w:color w:val="000000"/>
+          <w:sz w:val="22"/>
+        </w:rPr>
         <w:t>?</w:t>
       </w:r>
     </w:p>
     <w:p>
       <w:r>
-        <w:t>Le plan est aliment� par les versements :</w:t>
+        <w:rPr>
+          <w:b w:val="0"/>
+          <w:color w:val="000000"/>
+          <w:sz w:val="22"/>
+        </w:rPr>
+        <w:t>Le plan est alimente par les versements :</w:t>
       </w:r>
     </w:p>
     <w:p>
@@ -904,12 +1673,22 @@
         <w:pStyle w:val="ListBullet"/>
       </w:pPr>
       <w:r>
-        <w:t>du salari�, par son �pargne personnelle, par les sommes issues de l�int�ressement ou de la participation ou par le -</w:t>
+        <w:rPr>
+          <w:b w:val="0"/>
+          <w:color w:val="000000"/>
+          <w:sz w:val="22"/>
+        </w:rPr>
+        <w:t>du salarie, par son epargne personnelle, par les sommes issues de l'interessement ou de la participation ou par le</w:t>
       </w:r>
     </w:p>
     <w:p>
       <w:r>
-        <w:t>transfert des droits issus d�un Compte �pargne temps ;</w:t>
+        <w:rPr>
+          <w:b w:val="0"/>
+          <w:color w:val="000000"/>
+          <w:sz w:val="22"/>
+        </w:rPr>
+        <w:t>transfert des droits issus d'un Compte epargne temps ;</w:t>
       </w:r>
     </w:p>
     <w:p>
@@ -917,17 +1696,32 @@
         <w:pStyle w:val="ListBullet"/>
       </w:pPr>
       <w:r>
-        <w:t>de l�entreprise. Elle peut verser un abondement dans la limite de 16% du plafond annuel de la s�curit� sociale. -</w:t>
+        <w:rPr>
+          <w:b w:val="0"/>
+          <w:color w:val="000000"/>
+          <w:sz w:val="22"/>
+        </w:rPr>
+        <w:t>de l'entreprise. Elle peut verser un abondement dans la limite de 16% du plafond annuel de la s'curite sociale.</w:t>
       </w:r>
     </w:p>
     <w:p>
       <w:r>
-        <w:t>Les sommes vers�es font l�objet d�une gestion pilot�e, c�est-�-dire que les placements r�alis�s sont de moins en moins</w:t>
+        <w:rPr>
+          <w:b w:val="0"/>
+          <w:color w:val="000000"/>
+          <w:sz w:val="22"/>
+        </w:rPr>
+        <w:t>Les sommes versees font l'objet d'une gestion pilotee, c'est-e-dire que les placements realises sont de moins en moins</w:t>
       </w:r>
     </w:p>
     <w:p>
       <w:r>
-        <w:t>risqu�s au fur et � mesure que le salari� approche de l��ge l�gal de d�part � la retraite.</w:t>
+        <w:rPr>
+          <w:b w:val="0"/>
+          <w:color w:val="000000"/>
+          <w:sz w:val="22"/>
+        </w:rPr>
+        <w:t>risques au fur et e mesure que le salarie approche de l'ege l'gal de d'part e la retraite.</w:t>
       </w:r>
     </w:p>
     <w:p>
@@ -935,27 +1729,52 @@
         <w:pStyle w:val="Heading2"/>
       </w:pPr>
       <w:r>
+        <w:rPr>
+          <w:b/>
+          <w:color w:val="2F5496"/>
+          <w:sz w:val="24"/>
+        </w:rPr>
         <w:t>UTILISATION DU PER</w:t>
       </w:r>
     </w:p>
     <w:p>
       <w:r>
+        <w:rPr>
+          <w:b w:val="0"/>
+          <w:color w:val="000000"/>
+          <w:sz w:val="22"/>
+        </w:rPr>
         <w:t>?</w:t>
       </w:r>
     </w:p>
     <w:p>
       <w:r>
-        <w:t>Les sommes affect�es au plan servent � la constitution d�un portefeuille de valeurs mobili�res. Elles sont bloqu�es</w:t>
+        <w:rPr>
+          <w:b w:val="0"/>
+          <w:color w:val="000000"/>
+          <w:sz w:val="22"/>
+        </w:rPr>
+        <w:t>Les sommes affectees au plan servent e la constitution d'un portefeuille de valeurs mobilieres. Elles sont bloquees</w:t>
       </w:r>
     </w:p>
     <w:p>
       <w:r>
-        <w:t>jusqu�au d�part en retraite du salari�. N�anmoins un d�blocage anticip� reste possible dans certaines situations</w:t>
+        <w:rPr>
+          <w:b w:val="0"/>
+          <w:color w:val="000000"/>
+          <w:sz w:val="22"/>
+        </w:rPr>
+        <w:t>jusqu'au d'part en retraite du salarie. N'anmoins un d'blocage anticipe reste possible dans certaines situations</w:t>
       </w:r>
     </w:p>
     <w:p>
       <w:r>
-        <w:t>(invalidit�, d�c�s, surendettement�)</w:t>
+        <w:rPr>
+          <w:b w:val="0"/>
+          <w:color w:val="000000"/>
+          <w:sz w:val="22"/>
+        </w:rPr>
+        <w:t>(invalidite, d'c's, surendettemente)</w:t>
       </w:r>
     </w:p>
     <w:p/>

--- a/droit social dcg/27- association des salari s aux performances de l E.docx
+++ b/droit social dcg/27- association des salari s aux performances de l E.docx
@@ -13,7 +13,7 @@
           <w:color w:val="1F4E79"/>
           <w:sz w:val="34"/>
         </w:rPr>
-        <w:t>FICHE 27 : L'ASSOCIATION DES SALARIeS</w:t>
+        <w:t>FICHE 27 : L'ASSOCIATION DES SALARIÉS</w:t>
       </w:r>
     </w:p>
     <w:p/>
@@ -27,7 +27,7 @@
           <w:color w:val="2F5496"/>
           <w:sz w:val="24"/>
         </w:rPr>
-        <w:t>LA PARTICIPATION I e</w:t>
+        <w:t>LA PARTICIPATION I •</w:t>
       </w:r>
     </w:p>
     <w:p>
@@ -37,7 +37,7 @@
           <w:color w:val="000000"/>
           <w:sz w:val="22"/>
         </w:rPr>
-        <w:t>La participation a pour objet de repartir entre les salaries une fraction des ben'fices annuels realises par l'entreprise. Le</w:t>
+        <w:t>La participation a pour objet de repartir entre les salariés une fraction des bénéfices annuels réalisés par l'entreprise. Le</w:t>
       </w:r>
     </w:p>
     <w:p>
@@ -47,7 +47,7 @@
           <w:color w:val="000000"/>
           <w:sz w:val="22"/>
         </w:rPr>
-        <w:t>montant e distribuer est fixe dans la reserve speciale de participation. e l'embauche et lorsque le m'canisme existe,</w:t>
+        <w:t>montant à distribuer est fixe dans la réserve spéciale de participation. à l'embauche et lorsque le mécanisme existe,</w:t>
       </w:r>
     </w:p>
     <w:p>
@@ -57,7 +57,7 @@
           <w:color w:val="000000"/>
           <w:sz w:val="22"/>
         </w:rPr>
-        <w:t>l'employeur remet au salarie un livret d'epargne salariale contenant toute precision sur le m'canisme et les droits dont</w:t>
+        <w:t>l'employeur remet au salarié un livret d'épargne salariale contenant toute précision sur le mécanisme et les droits dont</w:t>
       </w:r>
     </w:p>
     <w:p>
@@ -67,7 +67,7 @@
           <w:color w:val="000000"/>
           <w:sz w:val="22"/>
         </w:rPr>
-        <w:t>il peut ben'ficier.</w:t>
+        <w:t>il peut bénéficier.</w:t>
       </w:r>
     </w:p>
     <w:p>
@@ -80,7 +80,7 @@
           <w:color w:val="2F5496"/>
           <w:sz w:val="24"/>
         </w:rPr>
-        <w:t>CHAMP D'APPLICATION DE LA PARTICIPATION A e</w:t>
+        <w:t>CHAMP D'APPLICATION DE LA PARTICIPATION A •</w:t>
       </w:r>
     </w:p>
     <w:p>
@@ -93,7 +93,7 @@
           <w:color w:val="2F5496"/>
           <w:sz w:val="24"/>
         </w:rPr>
-        <w:t>OBLIGATION DE MISE EN PLACE e RAISON DE L'EFFECTIF</w:t>
+        <w:t>OBLIGATION DE MISE EN PLACE à RAISON DE L'EFFECTIF</w:t>
       </w:r>
     </w:p>
     <w:p>
@@ -113,7 +113,7 @@
           <w:color w:val="000000"/>
           <w:sz w:val="22"/>
         </w:rPr>
-        <w:t>Doivent obligatoirement conclure un accord de participation les entreprises de droit prive dont l'effectif de 50 salaries a</w:t>
+        <w:t>Doivent obligatoirement conclure un accord de participation les entreprises de droit privé dont l'effectif de 50 salariés a</w:t>
       </w:r>
     </w:p>
     <w:p>
@@ -123,7 +123,7 @@
           <w:color w:val="000000"/>
           <w:sz w:val="22"/>
         </w:rPr>
-        <w:t>et' atteint pendant 5 annees consecutives. Par ailleurs, pour permettre une reserve de participation, il faut que l'entre-</w:t>
+        <w:t>été atteint pendant 5 années consécutives. Par ailleurs, pour permettre une réserve de participation, il faut que l'entre-</w:t>
       </w:r>
     </w:p>
     <w:p>
@@ -133,7 +133,7 @@
           <w:color w:val="000000"/>
           <w:sz w:val="22"/>
         </w:rPr>
-        <w:t>prise realise un ben'fice superieur e 5% des capitaux propres.</w:t>
+        <w:t>prise réalise un bénéfice supérieur à 5% des capitaux propres.</w:t>
       </w:r>
     </w:p>
     <w:p>
@@ -146,7 +146,7 @@
           <w:color w:val="2F5496"/>
           <w:sz w:val="24"/>
         </w:rPr>
-        <w:t>OBLIGATION eTENDUE AUX UNITeS eCONOMIQUES ET SOCIALES</w:t>
+        <w:t>OBLIGATION ÉTENDUE AUX UNITÉS ÉCONOMIQUES ET SOCIALES</w:t>
       </w:r>
     </w:p>
     <w:p>
@@ -166,7 +166,7 @@
           <w:color w:val="000000"/>
           <w:sz w:val="22"/>
         </w:rPr>
-        <w:t>Cette disposition peut etre etendue aux unites economiques et sociales dont l'effectif atteint le m'me nombre de</w:t>
+        <w:t>Cette disposition peut être étendue aux unités économiques et sociales dont l'effectif atteint le même nombre de</w:t>
       </w:r>
     </w:p>
     <w:p>
@@ -176,7 +176,7 @@
           <w:color w:val="000000"/>
           <w:sz w:val="22"/>
         </w:rPr>
-        <w:t>salaries.</w:t>
+        <w:t>salariés.</w:t>
       </w:r>
     </w:p>
     <w:p>
@@ -186,7 +186,7 @@
           <w:color w:val="000000"/>
           <w:sz w:val="22"/>
         </w:rPr>
-        <w:t>Le critere de l'unite economique est constitue lorsqu'il y a unite de direction et identite ou complementarite d'activite.</w:t>
+        <w:t>Le critère de l'unité économique est constitue lorsqu'il y a unité de direction et identité ou complémentarité d'activité.</w:t>
       </w:r>
     </w:p>
     <w:p>
@@ -216,7 +216,7 @@
           <w:color w:val="000000"/>
           <w:sz w:val="22"/>
         </w:rPr>
-        <w:t>LE LINGOT DE PLOMB : L'association des salaries aux performances de l'entreprise : participation, mise en place,</w:t>
+        <w:t>LE LINGOT DE PLOMB : L'association des salariés aux performances de l'entreprise : participation, mise en place,</w:t>
       </w:r>
     </w:p>
     <w:p>
@@ -226,7 +226,7 @@
           <w:color w:val="000000"/>
           <w:sz w:val="22"/>
         </w:rPr>
-        <w:t>fonctionnement, interessement, principes et mise en place, PERCO.</w:t>
+        <w:t>fonctionnement, intéressement, principes et mise en place, PERCO.</w:t>
       </w:r>
     </w:p>
     <w:p>
@@ -246,7 +246,7 @@
           <w:color w:val="000000"/>
           <w:sz w:val="22"/>
         </w:rPr>
-        <w:t>Le critere de l'unite sociale releve d'indices varies, tels qu'une gestion commune du personnel, un statut juridique</w:t>
+        <w:t>Le critère de l'unité sociale relève d'indices variés, tels qu'une gestion commune du personnel, un statut juridique</w:t>
       </w:r>
     </w:p>
     <w:p>
@@ -256,7 +256,7 @@
           <w:color w:val="000000"/>
           <w:sz w:val="22"/>
         </w:rPr>
-        <w:t>commun, une convention collective identiquee</w:t>
+        <w:t>commun, une convention collective identiqueé</w:t>
       </w:r>
     </w:p>
     <w:p>
@@ -266,7 +266,7 @@
           <w:color w:val="000000"/>
           <w:sz w:val="22"/>
         </w:rPr>
-        <w:t>Plusieurs entreprises juridiquement distinctes peuvent donc constituer une unite economique et sociale, mais pour en</w:t>
+        <w:t>Plusieurs entreprises juridiquement distinctes peuvent donc constituer une unité économique et sociale, mais pour en</w:t>
       </w:r>
     </w:p>
     <w:p>
@@ -276,7 +276,7 @@
           <w:color w:val="000000"/>
           <w:sz w:val="22"/>
         </w:rPr>
-        <w:t>produire les effets elle doit etre reconnue par convention collective ou d'cision de justice.</w:t>
+        <w:t>produire les effets elle doit être reconnue par convention collective ou décision de justice.</w:t>
       </w:r>
     </w:p>
     <w:p>
@@ -289,7 +289,7 @@
           <w:color w:val="2F5496"/>
           <w:sz w:val="24"/>
         </w:rPr>
-        <w:t>MISE EN PLACE DE LA PARTICIPATION B e</w:t>
+        <w:t>MISE EN PLACE DE LA PARTICIPATION B •</w:t>
       </w:r>
     </w:p>
     <w:p>
@@ -322,7 +322,7 @@
           <w:color w:val="000000"/>
           <w:sz w:val="22"/>
         </w:rPr>
-        <w:t>La participation suppose un accord de participation (art. L 3322-6 C. trav.). Il peut etre conclu soit :</w:t>
+        <w:t>La participation suppose un accord de participation (art. L 3322-6 C. trav.). Il peut être conclu soit :</w:t>
       </w:r>
     </w:p>
     <w:p>
@@ -348,7 +348,7 @@
           <w:color w:val="000000"/>
           <w:sz w:val="22"/>
         </w:rPr>
-        <w:t>au sein du comite social et economique ;</w:t>
+        <w:t>au sein du comité social et économique ;</w:t>
       </w:r>
     </w:p>
     <w:p>
@@ -361,7 +361,7 @@
           <w:color w:val="000000"/>
           <w:sz w:val="22"/>
         </w:rPr>
-        <w:t>entre l'employeur et ses representants syndicaux ;</w:t>
+        <w:t>entre l'employeur et ses représentants syndicaux ;</w:t>
       </w:r>
     </w:p>
     <w:p>
@@ -374,7 +374,7 @@
           <w:color w:val="000000"/>
           <w:sz w:val="22"/>
         </w:rPr>
-        <w:t>e la suite d'une consultation du personnel ayant valide le projet e la majorite des 2/3.</w:t>
+        <w:t>à la suite d'une consultation du personnel ayant valide le projet à la majorité des 2/3.</w:t>
       </w:r>
     </w:p>
     <w:p>
@@ -384,7 +384,7 @@
           <w:color w:val="000000"/>
           <w:sz w:val="22"/>
         </w:rPr>
-        <w:t>Une fois adopte, l'accord de participation doit etre d'pose aupres de la DDETS qui en verifie les conditions de forme</w:t>
+        <w:t>Une fois adopté, l'accord de participation doit être déposé auprès de la DDETS qui en vérifie les conditions de forme</w:t>
       </w:r>
     </w:p>
     <w:p>
@@ -394,7 +394,7 @@
           <w:color w:val="000000"/>
           <w:sz w:val="22"/>
         </w:rPr>
-        <w:t>aupres de l'organisme de recouvrement des cotisations sociales qui s'assure de la regularite de ses dispositions.</w:t>
+        <w:t>auprès de l'organisme de recouvrement des cotisations sociales qui s'assure de la régularité de ses dispositions.</w:t>
       </w:r>
     </w:p>
     <w:p>
@@ -427,7 +427,7 @@
           <w:color w:val="000000"/>
           <w:sz w:val="22"/>
         </w:rPr>
-        <w:t>En l'absence d'accord collectif et si les conditions d'assujettissement sont reunies, le regime l'gal s'applique</w:t>
+        <w:t>En l'absence d'accord collectif et si les conditions d'assujettissement sont réunies, le régime légal s'applique</w:t>
       </w:r>
     </w:p>
     <w:p>
@@ -437,7 +437,7 @@
           <w:color w:val="000000"/>
           <w:sz w:val="22"/>
         </w:rPr>
-        <w:t>automatiquement. Tous les salaries peuvent en ben'ficier et la participation est calculee proportionnellement aux salaires.</w:t>
+        <w:t>automatiquement. Tous les salariés peuvent en bénéficier et la participation est calculée proportionnellement aux salaires.</w:t>
       </w:r>
     </w:p>
     <w:p>
@@ -450,7 +450,7 @@
           <w:color w:val="2F5496"/>
           <w:sz w:val="24"/>
         </w:rPr>
-        <w:t>LA DISPONIBILITe DES FONDS C e</w:t>
+        <w:t>LA DISPONIBILITÉ DES FONDS C •</w:t>
       </w:r>
     </w:p>
     <w:p>
@@ -463,7 +463,7 @@
           <w:color w:val="2F5496"/>
           <w:sz w:val="24"/>
         </w:rPr>
-        <w:t>VERSEMENT IMMeDIAT DES SOMMES (ARTICLE R3324-21-1 C.TRAV.)</w:t>
+        <w:t>VERSEMENT IMMÉDIAT DES SOMMES (ARTICLE R3324-21-1 C.TRAV.)</w:t>
       </w:r>
     </w:p>
     <w:p>
@@ -483,7 +483,7 @@
           <w:color w:val="000000"/>
           <w:sz w:val="22"/>
         </w:rPr>
-        <w:t>D's que le salarie est informe des sommes qui lui ont et' attribuees au titre de la participation, il peut, sous 15 jours (sauf</w:t>
+        <w:t>Des que le salarié est informé des sommes qui lui ont été attribuées au titre de la participation, il peut, sous 15 jours (sauf</w:t>
       </w:r>
     </w:p>
     <w:p>
@@ -493,7 +493,7 @@
           <w:color w:val="000000"/>
           <w:sz w:val="22"/>
         </w:rPr>
-        <w:t>accord different) en demander le versement immediat. Les sommes sont alors imposables e l'impet sur le revenu, ce qui</w:t>
+        <w:t>accord différent) en demander le versement immédiat. Les sommes sont alors imposables à l'impôt sur le revenu, ce qui</w:t>
       </w:r>
     </w:p>
     <w:p>
@@ -536,7 +536,7 @@
           <w:color w:val="000000"/>
           <w:sz w:val="22"/>
         </w:rPr>
-        <w:t>Les sommes d'posees, si elles ne sont pas retirees immediatement, sont indisponibles pendant une duree de 5 ans ou 8</w:t>
+        <w:t>Les sommes déposées, si elles ne sont pas retirées immédiatement, sont indisponibles pendant une durée de 5 ans ou 8</w:t>
       </w:r>
     </w:p>
     <w:p>
@@ -546,7 +546,7 @@
           <w:color w:val="000000"/>
           <w:sz w:val="22"/>
         </w:rPr>
-        <w:t>ans en l'absence d'accord collectif dans les d'lais requis. Les sommes acquises sont affectees soit sur un compte epargne</w:t>
+        <w:t>ans en l'absence d'accord collectif dans les délais requis. Les sommes acquises sont affectées soit sur un compte épargne</w:t>
       </w:r>
     </w:p>
     <w:p>
@@ -556,7 +556,7 @@
           <w:color w:val="000000"/>
           <w:sz w:val="22"/>
         </w:rPr>
-        <w:t>(PEE, PEI, PER) soit sur un compte que l'entreprise affecte e des investissements (pour les accords posterieurs au 1</w:t>
+        <w:t>(PEE, PEI, PER) soit sur un compte que l'entreprise affecte à des investissements (pour les accords postérieurs au 1</w:t>
       </w:r>
     </w:p>
     <w:p>
@@ -586,7 +586,7 @@
           <w:color w:val="000000"/>
           <w:sz w:val="22"/>
         </w:rPr>
-        <w:t>Au terme de l'echeance, le salarie peut choisir :</w:t>
+        <w:t>Au terme de l'échéance, le salarié peut choisir :</w:t>
       </w:r>
     </w:p>
     <w:p>
@@ -612,7 +612,7 @@
           <w:color w:val="000000"/>
           <w:sz w:val="22"/>
         </w:rPr>
-        <w:t>de verser les sommes sur un compte epargne entreprise ;</w:t>
+        <w:t>de verser les sommes sur un compte épargne entreprise ;</w:t>
       </w:r>
     </w:p>
     <w:p>
@@ -625,7 +625,7 @@
           <w:color w:val="000000"/>
           <w:sz w:val="22"/>
         </w:rPr>
-        <w:t>de maintenir la situation en l'etat pour ben'ficier des exonerations dont la participation fait l'objet.</w:t>
+        <w:t>de maintenir la situation en l'état pour bénéficier des exonérations dont la participation fait l'objet.</w:t>
       </w:r>
     </w:p>
     <w:p>
@@ -638,7 +638,7 @@
           <w:color w:val="2F5496"/>
           <w:sz w:val="24"/>
         </w:rPr>
-        <w:t>LE D'BLOCAGE ANTICIPe DES FONDS</w:t>
+        <w:t>LE DÉBLOCAGE ANTICIPÉ DES FONDS</w:t>
       </w:r>
     </w:p>
     <w:p>
@@ -658,7 +658,7 @@
           <w:color w:val="000000"/>
           <w:sz w:val="22"/>
         </w:rPr>
-        <w:t>e titre d'rogatoire, il est possible de demander le d'blocage anticipe dans le cas d'evenements d'finis e l'article R 3324-</w:t>
+        <w:t>à titre dérogatoire, il est possible de demander le déblocage anticipé dans le cas d'événements définis à l'article R 3324-</w:t>
       </w:r>
     </w:p>
     <w:p>
@@ -678,7 +678,7 @@
           <w:color w:val="000000"/>
           <w:sz w:val="22"/>
         </w:rPr>
-        <w:t>Sont concernes par exemple : Le mariage ou la conclusion d'un pacte civil de solidarite par l'interesse (en sont exclus les</w:t>
+        <w:t>Sont concernés par exemple : Le mariage ou la conclusion d'un pacte civil de solidarité par l'intéresse (en sont exclus les</w:t>
       </w:r>
     </w:p>
     <w:p>
@@ -688,7 +688,7 @@
           <w:color w:val="000000"/>
           <w:sz w:val="22"/>
         </w:rPr>
-        <w:t>concubins), la naissance ou l'arrivee au foyer d'un enfant en vue de son adoption, d's lors que le foyer compte d'j' au</w:t>
+        <w:t>concubins), la naissance ou l'arrivée au foyer d'un enfant en vue de son adoption, des lors que le foyer compte déjà au</w:t>
       </w:r>
     </w:p>
     <w:p>
@@ -698,7 +698,7 @@
           <w:color w:val="000000"/>
           <w:sz w:val="22"/>
         </w:rPr>
-        <w:t>moins deux enfants e sa charge, la rupture du contrat de travail, l'affectation des sommes epargnees e l'acquisition ou</w:t>
+        <w:t>moins deux enfants à sa charge, la rupture du contrat de travail, l'affectation des sommes épargnées à l'acquisition ou</w:t>
       </w:r>
     </w:p>
     <w:p>
@@ -708,7 +708,7 @@
           <w:color w:val="000000"/>
           <w:sz w:val="22"/>
         </w:rPr>
-        <w:t>agrandissement de la residence principale emportant creation de surface habitable.</w:t>
+        <w:t>agrandissement de la résidence principale emportant création de surface habitable.</w:t>
       </w:r>
     </w:p>
     <w:p>
@@ -721,7 +721,7 @@
           <w:color w:val="2F5496"/>
           <w:sz w:val="24"/>
         </w:rPr>
-        <w:t>L'INTeRESSEMENT II e</w:t>
+        <w:t>L'INTÉRESSEMENT II •</w:t>
       </w:r>
     </w:p>
     <w:p>
@@ -734,7 +734,7 @@
           <w:color w:val="7030A0"/>
           <w:sz w:val="24"/>
         </w:rPr>
-        <w:t>CONDITIONS DE MISE EN PLACE A e</w:t>
+        <w:t>CONDITIONS DE MISE EN PLACE A •</w:t>
       </w:r>
     </w:p>
     <w:p>
@@ -767,7 +767,7 @@
           <w:color w:val="000000"/>
           <w:sz w:val="22"/>
         </w:rPr>
-        <w:t>Toute entreprise est justifiee e conclure un accord d'interessement, quelle que soit son activite, sa forme juridique ou sa</w:t>
+        <w:t>Toute entreprise est justifiée à conclure un accord d'intéressement, quelle que soit son activité, sa forme juridique ou sa</w:t>
       </w:r>
     </w:p>
     <w:p>
@@ -787,7 +787,7 @@
           <w:color w:val="000000"/>
           <w:sz w:val="22"/>
         </w:rPr>
-        <w:t>chefs d'entreprise dont la structure compte au moins 1 salarie et au plus 100 salaries sont admis au ben'fice de</w:t>
+        <w:t>chefs d'entreprise dont la structure compte au moins 1 salarié et au plus 100 salariés sont admis au bénéfice de</w:t>
       </w:r>
     </w:p>
     <w:p>
@@ -797,7 +797,7 @@
           <w:color w:val="000000"/>
           <w:sz w:val="22"/>
         </w:rPr>
-        <w:t>l'interessement.</w:t>
+        <w:t>l'intéressement.</w:t>
       </w:r>
     </w:p>
     <w:p>
@@ -810,7 +810,7 @@
           <w:color w:val="2F5496"/>
           <w:sz w:val="24"/>
         </w:rPr>
-        <w:t>CONCLUSION DE L'ACCORD D'INTeRESSEMENT</w:t>
+        <w:t>CONCLUSION DE L'ACCORD D'INTÉRESSEMENT</w:t>
       </w:r>
     </w:p>
     <w:p>
@@ -830,7 +830,7 @@
           <w:color w:val="000000"/>
           <w:sz w:val="22"/>
         </w:rPr>
-        <w:t>L'accord peut etre conclu aux m'mes conditions que l'accord de participation pour une duree de 3 ans (Dans le cadre</w:t>
+        <w:t>L'accord peut être conclu aux mêmes conditions que l'accord de participation pour une durée de 3 ans (Dans le cadre</w:t>
       </w:r>
     </w:p>
     <w:p>
@@ -840,7 +840,7 @@
           <w:color w:val="000000"/>
           <w:sz w:val="22"/>
         </w:rPr>
-        <w:t>d'une convention ou d'un accord de branche, professionnel ou d'entreprise, au sein du comite social et economique,</w:t>
+        <w:t>d'une convention ou d'un accord de branche, professionnel ou d'entreprise, au sein du comité social et économique,</w:t>
       </w:r>
     </w:p>
     <w:p>
@@ -850,7 +850,7 @@
           <w:color w:val="000000"/>
           <w:sz w:val="22"/>
         </w:rPr>
-        <w:t>entre l'employeur et ses representants syndicaux, e la suite d'une consultation du personnel ayant valide le projet e la</w:t>
+        <w:t>entre l'employeur et ses représentants syndicaux, à la suite d'une consultation du personnel ayant valide le projet à la</w:t>
       </w:r>
     </w:p>
     <w:p>
@@ -860,7 +860,7 @@
           <w:color w:val="000000"/>
           <w:sz w:val="22"/>
         </w:rPr>
-        <w:t>majorite des 2/3). Prealablement e sa conclusion, il doit etre transmis pour avis au CSE et e d'faut aux d'l'gues du</w:t>
+        <w:t>majorité des 2/3). Préalablement à sa conclusion, il doit être transmis pour avis au CSE et à défaut aux délégués du</w:t>
       </w:r>
     </w:p>
     <w:p>
@@ -870,7 +870,7 @@
           <w:color w:val="000000"/>
           <w:sz w:val="22"/>
         </w:rPr>
-        <w:t>personnel sur requete des parties.</w:t>
+        <w:t>personnel sur requête des parties.</w:t>
       </w:r>
     </w:p>
     <w:p>
@@ -880,7 +880,7 @@
           <w:color w:val="000000"/>
           <w:sz w:val="22"/>
         </w:rPr>
-        <w:t>Une fois etabli, il est d'pose dans les 15 jours de sa conclusion aux services de la DREETS.</w:t>
+        <w:t>Une fois établi, il est déposé dans les 15 jours de sa conclusion aux services de la DREETS.</w:t>
       </w:r>
     </w:p>
     <w:p>
@@ -890,7 +890,7 @@
           <w:color w:val="000000"/>
           <w:sz w:val="22"/>
         </w:rPr>
-        <w:t>L'interessement prevu par l'accord doit imperativement :</w:t>
+        <w:t>L'intéressement prévu par l'accord doit impérativement :</w:t>
       </w:r>
     </w:p>
     <w:p>
@@ -903,7 +903,7 @@
           <w:color w:val="000000"/>
           <w:sz w:val="22"/>
         </w:rPr>
-        <w:t>etre collectif ;</w:t>
+        <w:t>être collectif ;</w:t>
       </w:r>
     </w:p>
     <w:p>
@@ -916,7 +916,7 @@
           <w:color w:val="000000"/>
           <w:sz w:val="22"/>
         </w:rPr>
-        <w:t>presenter un caractere aleatoire ;</w:t>
+        <w:t>présenter un caractère aléatoire ;</w:t>
       </w:r>
     </w:p>
     <w:p>
@@ -926,7 +926,7 @@
           <w:color w:val="000000"/>
           <w:sz w:val="22"/>
         </w:rPr>
-        <w:t>resulter d'un calcul lie aux resultats de l'entreprise</w:t>
+        <w:t>résulter d'un calcul lié aux résultats de l'entreprise</w:t>
       </w:r>
     </w:p>
     <w:p/>
@@ -940,7 +940,7 @@
           <w:color w:val="2F5496"/>
           <w:sz w:val="24"/>
         </w:rPr>
-        <w:t>FONCTIONNEMENT B e</w:t>
+        <w:t>FONCTIONNEMENT B •</w:t>
       </w:r>
     </w:p>
     <w:p>
@@ -953,7 +953,7 @@
           <w:color w:val="2F5496"/>
           <w:sz w:val="24"/>
         </w:rPr>
-        <w:t>CALCUL ET RePARTITION DE L'INTeRESSEMENT</w:t>
+        <w:t>CALCUL ET RÉPARTITION DE L'INTÉRESSEMENT</w:t>
       </w:r>
     </w:p>
     <w:p>
@@ -973,7 +973,7 @@
           <w:color w:val="000000"/>
           <w:sz w:val="22"/>
         </w:rPr>
-        <w:t>Le calcul est fonction des criteres retenus par l'accord. Ce peut etre un interessement e l'accroissement de l'activite, un</w:t>
+        <w:t>Le calcul est fonction des critères retenus par l'accord. Ce peut être un intéressement à l'accroissement de l'activité, un</w:t>
       </w:r>
     </w:p>
     <w:p>
@@ -983,7 +983,7 @@
           <w:color w:val="000000"/>
           <w:sz w:val="22"/>
         </w:rPr>
-        <w:t>interessement aux resultats ou tout autre formule associant les salaries e la performance de l'entreprise.</w:t>
+        <w:t>intéressement aux résultats ou tout autre formule associant les salariés à la performance de l'entreprise.</w:t>
       </w:r>
     </w:p>
     <w:p>
@@ -993,7 +993,7 @@
           <w:color w:val="000000"/>
           <w:sz w:val="22"/>
         </w:rPr>
-        <w:t>Le montant global est ensuite reparti entre les salaries selon des combinaisons identiques e la participation</w:t>
+        <w:t>Le montant global est ensuite reparti entre les salariés selon des combinaisons identiques à la participation</w:t>
       </w:r>
     </w:p>
     <w:p>
@@ -1003,7 +1003,7 @@
           <w:color w:val="000000"/>
           <w:sz w:val="22"/>
         </w:rPr>
-        <w:t>(proportionnellement aux salaires, selon le temps de presence du salarie ou combinaison des deux possibilites) sans</w:t>
+        <w:t>(proportionnellement aux salaires, selon le temps de présence du salarié ou combinaison des deux possibilités) sans</w:t>
       </w:r>
     </w:p>
     <w:p>
@@ -1013,7 +1013,7 @@
           <w:color w:val="000000"/>
           <w:sz w:val="22"/>
         </w:rPr>
-        <w:t>pouvoir d'passer un double plafond : la moitie du plafond annuel de s'curite sociale et au maximum 20% du total</w:t>
+        <w:t>pouvoir dépasser un double plafond : la moitié du plafond annuel de sécurité sociale et au maximum 20% du total</w:t>
       </w:r>
     </w:p>
     <w:p>
@@ -1023,7 +1023,7 @@
           <w:color w:val="000000"/>
           <w:sz w:val="22"/>
         </w:rPr>
-        <w:t>des salaires bruts verses au personnel.</w:t>
+        <w:t>des salaires bruts versés au personnel.</w:t>
       </w:r>
     </w:p>
     <w:p>
@@ -1056,7 +1056,7 @@
           <w:color w:val="000000"/>
           <w:sz w:val="22"/>
         </w:rPr>
-        <w:t>Les sommes (non soumises e cotisations e l'exception de la CSG et CRDS) doivent etre versees avant la fin du 5</w:t>
+        <w:t>Les sommes (non soumises à cotisations à l'exception de la CSG et CRDS) doivent être versées avant la fin du 5</w:t>
       </w:r>
     </w:p>
     <w:p>
@@ -1086,7 +1086,7 @@
           <w:color w:val="000000"/>
           <w:sz w:val="22"/>
         </w:rPr>
-        <w:t>suivant la cleture de l'exercice soit :</w:t>
+        <w:t>suivant la clôture de l'exercice soit :</w:t>
       </w:r>
     </w:p>
     <w:p>
@@ -1099,7 +1099,7 @@
           <w:color w:val="000000"/>
           <w:sz w:val="22"/>
         </w:rPr>
-        <w:t>directement au salarie ;</w:t>
+        <w:t>directement au salarié ;</w:t>
       </w:r>
     </w:p>
     <w:p>
@@ -1112,7 +1112,7 @@
           <w:color w:val="000000"/>
           <w:sz w:val="22"/>
         </w:rPr>
-        <w:t>dans un plan d'epargne entreprise (PEE, PEI, PER).</w:t>
+        <w:t>dans un plan d'épargne entreprise (PEE, PEI, PER).</w:t>
       </w:r>
     </w:p>
     <w:p>
@@ -1125,7 +1125,7 @@
           <w:color w:val="2F5496"/>
           <w:sz w:val="24"/>
         </w:rPr>
-        <w:t>LES PLANS D'ePARGNE III e</w:t>
+        <w:t>LES PLANS D'ÉPARGNE III •</w:t>
       </w:r>
     </w:p>
     <w:p>
@@ -1138,7 +1138,7 @@
           <w:color w:val="2F5496"/>
           <w:sz w:val="24"/>
         </w:rPr>
-        <w:t>LE PLAN D'ePARGNE ENTREPRISE (PEE) A e</w:t>
+        <w:t>LE PLAN D'ÉPARGNE ENTREPRISE (PEE) A •</w:t>
       </w:r>
     </w:p>
     <w:p>
@@ -1148,7 +1148,7 @@
           <w:color w:val="000000"/>
           <w:sz w:val="22"/>
         </w:rPr>
-        <w:t>Il constitue la possibilite pour les salaries de se constituer une epargne sous forme de valeurs mobilieres avec l'aide de l'entreprise.</w:t>
+        <w:t>Il constitue la possibilité pour les salariés de se constituer une épargne sous forme de valeurs mobilières avec l'aide de l'entreprise.</w:t>
       </w:r>
     </w:p>
     <w:p>
@@ -1181,7 +1181,7 @@
           <w:color w:val="000000"/>
           <w:sz w:val="22"/>
         </w:rPr>
-        <w:t>Toute entreprise sans condition d'activite, de forme juridique ou d'effectif peut instituer un plan d'epargne. Facultatif, il</w:t>
+        <w:t>Toute entreprise sans condition d'activité, de forme juridique ou d'effectif peut instituer un plan d'épargne. Facultatif, il</w:t>
       </w:r>
     </w:p>
     <w:p>
@@ -1191,7 +1191,7 @@
           <w:color w:val="000000"/>
           <w:sz w:val="22"/>
         </w:rPr>
-        <w:t>peut resulter soit d'une d'cision de l'employeur soit d'un accord conclu avec le personnel. Il ben'ficie e l'ensemble des</w:t>
+        <w:t>peut résulter soit d'une décision de l'employeur soit d'un accord conclu avec le personnel. Il bénéficie à l'ensemble des</w:t>
       </w:r>
     </w:p>
     <w:p>
@@ -1201,7 +1201,7 @@
           <w:color w:val="000000"/>
           <w:sz w:val="22"/>
         </w:rPr>
-        <w:t>salaries dont la condition d'anciennete, si elle existe, ne peut etre superieure e 3 mois.</w:t>
+        <w:t>salariés dont la condition d'ancienneté, si elle existe, ne peut être supérieure à 3 mois.</w:t>
       </w:r>
     </w:p>
     <w:p>
@@ -1211,7 +1211,7 @@
           <w:color w:val="000000"/>
           <w:sz w:val="22"/>
         </w:rPr>
-        <w:t>Une fois d'fini, le dispositif fait l'objet d'un contrele de fond et de forme par la DDETS et l'organisme de recouvrements</w:t>
+        <w:t>Une fois défini, le dispositif fait l'objet d'un contrôle de fond et de forme par la DDETS et l'organisme de recouvrements</w:t>
       </w:r>
     </w:p>
     <w:p>
@@ -1221,7 +1221,7 @@
           <w:color w:val="000000"/>
           <w:sz w:val="22"/>
         </w:rPr>
-        <w:t>des cotisations sociales dont d'pend l'entreprise.</w:t>
+        <w:t>des cotisations sociales dont dépend l'entreprise.</w:t>
       </w:r>
     </w:p>
     <w:p>
@@ -1254,7 +1254,7 @@
           <w:color w:val="000000"/>
           <w:sz w:val="22"/>
         </w:rPr>
-        <w:t>Le compte est alimente e la fois par les salaries et par l'entreprise.</w:t>
+        <w:t>Le compte est alimenté à la fois par les salariés et par l'entreprise.</w:t>
       </w:r>
     </w:p>
     <w:p>
@@ -1267,7 +1267,7 @@
           <w:color w:val="000000"/>
           <w:sz w:val="22"/>
         </w:rPr>
-        <w:t>les salaries peuvent librement effectuer des versements sur le compte dans la limite du e de leur remuneration</w:t>
+        <w:t>les salariés peuvent librement effectuer des versements sur le compte dans la limite du à de leur rémunération</w:t>
       </w:r>
     </w:p>
     <w:p>
@@ -1277,7 +1277,7 @@
           <w:color w:val="000000"/>
           <w:sz w:val="22"/>
         </w:rPr>
-        <w:t>annuelle. Les sommes pereues au titre de la participation ou de l'interessement peuvent aussi alimenter le plan ;</w:t>
+        <w:t>annuelle. Les sommes perçues au titre de la participation ou de l'intéressement peuvent aussi alimenter le plan ;</w:t>
       </w:r>
     </w:p>
     <w:p>
@@ -1290,7 +1290,7 @@
           <w:color w:val="000000"/>
           <w:sz w:val="22"/>
         </w:rPr>
-        <w:t>l'entreprise peut aussi participer e la constitution de l'epargne par le versement d'un abondement dans la limite d'un</w:t>
+        <w:t>l'entreprise peut aussi participer à la constitution de l'épargne par le versement d'un abondement dans la limite d'un</w:t>
       </w:r>
     </w:p>
     <w:p>
@@ -1300,7 +1300,7 @@
           <w:color w:val="000000"/>
           <w:sz w:val="22"/>
         </w:rPr>
-        <w:t>plafond par salarie et par an. Il peut etre d'roge e ce maximum si le plan sert au d'veloppement de l'actionnariat</w:t>
+        <w:t>plafond par salarié et par an. Il peut être déroge à ce maximum si le plan sert au développement de l'actionnariat</w:t>
       </w:r>
     </w:p>
     <w:p>
@@ -1310,7 +1310,7 @@
           <w:color w:val="000000"/>
           <w:sz w:val="22"/>
         </w:rPr>
-        <w:t>salarie.</w:t>
+        <w:t>salarié.</w:t>
       </w:r>
     </w:p>
     <w:p>
@@ -1320,7 +1320,7 @@
           <w:color w:val="000000"/>
           <w:sz w:val="22"/>
         </w:rPr>
-        <w:t>Les sommes versees permettent la constitution d'un portefeuille de valeurs mobilieres (SICAV, FCPE, actionnariat</w:t>
+        <w:t>Les sommes versées permettent la constitution d'un portefeuille de valeurs mobilières (SICAV, FCPE, actionnariat</w:t>
       </w:r>
     </w:p>
     <w:p>
@@ -1330,7 +1330,7 @@
           <w:color w:val="000000"/>
           <w:sz w:val="22"/>
         </w:rPr>
-        <w:t>salarie).</w:t>
+        <w:t>salarié).</w:t>
       </w:r>
     </w:p>
     <w:p>
@@ -1363,7 +1363,7 @@
           <w:color w:val="000000"/>
           <w:sz w:val="22"/>
         </w:rPr>
-        <w:t>Les sommes versees (hors interets) sont indisponibles pendant 5 ans. Un d'blocage anticipe reste n'anmoins possible</w:t>
+        <w:t>Les sommes versées (hors intérêts) sont indisponibles pendant 5 ans. Un déblocage anticipé reste néanmoins possible</w:t>
       </w:r>
     </w:p>
     <w:p>
@@ -1373,7 +1373,7 @@
           <w:color w:val="000000"/>
           <w:sz w:val="22"/>
         </w:rPr>
-        <w:t>en cas d'evenement familial (naissance, mariage, divorce, d'c's') de rupture du contrat de travail, ou encore de</w:t>
+        <w:t>en cas d'événement familial (naissance, mariage, divorce, décésé) de rupture du contrat de travail, ou encore de</w:t>
       </w:r>
     </w:p>
     <w:p>
@@ -1393,7 +1393,7 @@
           <w:color w:val="000000"/>
           <w:sz w:val="22"/>
         </w:rPr>
-        <w:t>Enfin, si le salarie le demande, les sommes d'tenues peuvent etre transferees sur un nouveau support (PEE, PEI ou PER)</w:t>
+        <w:t>Enfin, si le salarié le demande, les sommes détenues peuvent être transférées sur un nouveau support (PEE, PEI ou PER)</w:t>
       </w:r>
     </w:p>
     <w:p>
@@ -1403,7 +1403,7 @@
           <w:color w:val="000000"/>
           <w:sz w:val="22"/>
         </w:rPr>
-        <w:t>dont la duree de blocage acquise s'impute sur celle du nouveau support (principe).</w:t>
+        <w:t>dont la durée de blocage acquise s'impute sur celle du nouveau support (principe).</w:t>
       </w:r>
     </w:p>
     <w:p>
@@ -1416,7 +1416,7 @@
           <w:color w:val="2F5496"/>
           <w:sz w:val="24"/>
         </w:rPr>
-        <w:t>LE PLAN D'ePARGNE INTER-ENTREPRISE (PEI) B e</w:t>
+        <w:t>LE PLAN D'ÉPARGNE INTER-ENTREPRISE (PEI) B •</w:t>
       </w:r>
     </w:p>
     <w:p>
@@ -1426,7 +1426,7 @@
           <w:color w:val="000000"/>
           <w:sz w:val="22"/>
         </w:rPr>
-        <w:t>Le Plan d'epargne inter-entreprise est identique au PEE dans ses modalites de fonctionnement. Il permet en realite aux</w:t>
+        <w:t>Le Plan d'épargne inter-entreprise est identique au PEE dans ses modalités de fonctionnement. Il permet en réalité aux</w:t>
       </w:r>
     </w:p>
     <w:p>
@@ -1436,7 +1436,7 @@
           <w:color w:val="000000"/>
           <w:sz w:val="22"/>
         </w:rPr>
-        <w:t>petites et moyennes entreprises d'instituer un systeme d'epargne commun, identique au PEE, tout en reduisant son</w:t>
+        <w:t>petites et moyennes entreprises d'instituer un système d'épargne commun, identique au PEE, tout en réduisant son</w:t>
       </w:r>
     </w:p>
     <w:p>
@@ -1446,7 +1446,7 @@
           <w:color w:val="000000"/>
           <w:sz w:val="22"/>
         </w:rPr>
-        <w:t>coet de mise en place et de fonctionnement.</w:t>
+        <w:t>coût de mise en place et de fonctionnement.</w:t>
       </w:r>
     </w:p>
     <w:p>
@@ -1456,7 +1456,7 @@
           <w:color w:val="000000"/>
           <w:sz w:val="22"/>
         </w:rPr>
-        <w:t>L'accord peut etre conclu dans une branche professionnelle, au niveau local ou entre plusieurs entreprises.</w:t>
+        <w:t>L'accord peut être conclu dans une branche professionnelle, au niveau local ou entre plusieurs entreprises.</w:t>
       </w:r>
     </w:p>
     <w:p>
@@ -1466,7 +1466,7 @@
           <w:color w:val="000000"/>
           <w:sz w:val="22"/>
         </w:rPr>
-        <w:t>Il peut egalement resulter d'un accord au sein du CSE, ou de la ratification du projet par le personnel de chaque entre-</w:t>
+        <w:t>Il peut également résulter d'un accord au sein du CSE, ou de la ratification du projet par le personnel de chaque entre-</w:t>
       </w:r>
     </w:p>
     <w:p>
@@ -1476,7 +1476,7 @@
           <w:color w:val="000000"/>
           <w:sz w:val="22"/>
         </w:rPr>
-        <w:t>prise e la majorite des 2/3.</w:t>
+        <w:t>prise à la majorité des 2/3.</w:t>
       </w:r>
     </w:p>
     <w:p>
@@ -1489,7 +1489,7 @@
           <w:color w:val="2F5496"/>
           <w:sz w:val="24"/>
         </w:rPr>
-        <w:t>LE PLAN D'ePARGNE ENTREPRISE COLLECTIF (ANCIEN PERCO) C e</w:t>
+        <w:t>LE PLAN D'ÉPARGNE ENTREPRISE COLLECTIF (ANCIEN PERCO) C •</w:t>
       </w:r>
     </w:p>
     <w:p>
@@ -1499,7 +1499,7 @@
           <w:color w:val="000000"/>
           <w:sz w:val="22"/>
         </w:rPr>
-        <w:t>Le PER permet au salarie de se constituer une epargne en vue de la retraite, qu'il pourra percevoir sous forme de capital</w:t>
+        <w:t>Le PER permet au salarié de se constituer une épargne en vue de la retraite, qu'il pourra percevoir sous forme de capital</w:t>
       </w:r>
     </w:p>
     <w:p>
@@ -1542,7 +1542,7 @@
           <w:color w:val="000000"/>
           <w:sz w:val="22"/>
         </w:rPr>
-        <w:t>Il peut etre mis en place dans toute entreprise sans conditions d'effectif, d'activite ou de forme juridique. Il peut etre</w:t>
+        <w:t>Il peut être mis en place dans toute entreprise sans conditions d'effectif, d'activité ou de forme juridique. Il peut être</w:t>
       </w:r>
     </w:p>
     <w:p>
@@ -1552,7 +1552,7 @@
           <w:color w:val="000000"/>
           <w:sz w:val="22"/>
         </w:rPr>
-        <w:t>institue par voie d'accord collectif ou par d'cision unilaterale de l'employeur. Cette derniere option exige au prealable</w:t>
+        <w:t>institué par voie d'accord collectif ou par décision unilatérale de l'employeur. Cette dernière option exige au préalable</w:t>
       </w:r>
     </w:p>
     <w:p>
@@ -1562,7 +1562,7 @@
           <w:color w:val="000000"/>
           <w:sz w:val="22"/>
         </w:rPr>
-        <w:t>d'engager une n'gociation avec les d'l'gues syndicaux ou e d'faut le CSE.</w:t>
+        <w:t>d'engager une négociation avec les délégués syndicaux ou à défaut le CSE.</w:t>
       </w:r>
     </w:p>
     <w:p>
@@ -1572,7 +1572,7 @@
           <w:color w:val="000000"/>
           <w:sz w:val="22"/>
         </w:rPr>
-        <w:t>e l'embauche de chaque salarie, un livret d'epargne salariale doit lui etre remis ainsi qu'un reglement precisant les</w:t>
+        <w:t>à l'embauche de chaque salarié, un livret d'épargne salariale doit lui être remis ainsi qu'un règlement précisant les</w:t>
       </w:r>
     </w:p>
     <w:p>
@@ -1582,7 +1582,7 @@
           <w:color w:val="000000"/>
           <w:sz w:val="22"/>
         </w:rPr>
-        <w:t>modalites d'epargne et de fonctionnement du PER.</w:t>
+        <w:t>modalités d'épargne et de fonctionnement du PER.</w:t>
       </w:r>
     </w:p>
     <w:p>
@@ -1592,7 +1592,7 @@
           <w:color w:val="000000"/>
           <w:sz w:val="22"/>
         </w:rPr>
-        <w:t>Les ben'ficiaires sont identiques e ceux du PEE.</w:t>
+        <w:t>Les bénéficiaires sont identiques à ceux du PEE.</w:t>
       </w:r>
     </w:p>
     <w:p>
@@ -1612,7 +1612,7 @@
           <w:color w:val="000000"/>
           <w:sz w:val="22"/>
         </w:rPr>
-        <w:t>editions Corroy e 4 rue de Villars, 42000 Saint-etienne e 04 77 79 92 46 e infos@editions-corroy.fr</w:t>
+        <w:t>éditions Corroy à 4 rue de Villars, 42000 Saint-etienne à 04 77 79 92 46 à infos@editions-corroy.fr</w:t>
       </w:r>
     </w:p>
     <w:p>
@@ -1622,7 +1622,7 @@
           <w:color w:val="000000"/>
           <w:sz w:val="22"/>
         </w:rPr>
-        <w:t>UE 3 e Fiche 27</w:t>
+        <w:t>UE 3 à Fiche 27</w:t>
       </w:r>
     </w:p>
     <w:p>
@@ -1665,7 +1665,7 @@
           <w:color w:val="000000"/>
           <w:sz w:val="22"/>
         </w:rPr>
-        <w:t>Le plan est alimente par les versements :</w:t>
+        <w:t>Le plan est alimenté par les versements :</w:t>
       </w:r>
     </w:p>
     <w:p>
@@ -1678,7 +1678,7 @@
           <w:color w:val="000000"/>
           <w:sz w:val="22"/>
         </w:rPr>
-        <w:t>du salarie, par son epargne personnelle, par les sommes issues de l'interessement ou de la participation ou par le</w:t>
+        <w:t>du salarié, par son épargne personnelle, par les sommes issues de l'intéressement ou de la participation ou par le</w:t>
       </w:r>
     </w:p>
     <w:p>
@@ -1688,7 +1688,7 @@
           <w:color w:val="000000"/>
           <w:sz w:val="22"/>
         </w:rPr>
-        <w:t>transfert des droits issus d'un Compte epargne temps ;</w:t>
+        <w:t>transfert des droits issus d'un Compte épargne temps ;</w:t>
       </w:r>
     </w:p>
     <w:p>
@@ -1701,7 +1701,7 @@
           <w:color w:val="000000"/>
           <w:sz w:val="22"/>
         </w:rPr>
-        <w:t>de l'entreprise. Elle peut verser un abondement dans la limite de 16% du plafond annuel de la s'curite sociale.</w:t>
+        <w:t>de l'entreprise. Elle peut verser un abondement dans la limite de 16% du plafond annuel de la sécurité sociale.</w:t>
       </w:r>
     </w:p>
     <w:p>
@@ -1711,7 +1711,7 @@
           <w:color w:val="000000"/>
           <w:sz w:val="22"/>
         </w:rPr>
-        <w:t>Les sommes versees font l'objet d'une gestion pilotee, c'est-e-dire que les placements realises sont de moins en moins</w:t>
+        <w:t>Les sommes versées font l'objet d'une gestion pilotée, c'est-à-dire que les placements réalisés sont de moins en moins</w:t>
       </w:r>
     </w:p>
     <w:p>
@@ -1721,7 +1721,7 @@
           <w:color w:val="000000"/>
           <w:sz w:val="22"/>
         </w:rPr>
-        <w:t>risques au fur et e mesure que le salarie approche de l'ege l'gal de d'part e la retraite.</w:t>
+        <w:t>risques au fur et à mesure que le salarié approche de l'âge légal de départ à la retraite.</w:t>
       </w:r>
     </w:p>
     <w:p>
@@ -1754,7 +1754,7 @@
           <w:color w:val="000000"/>
           <w:sz w:val="22"/>
         </w:rPr>
-        <w:t>Les sommes affectees au plan servent e la constitution d'un portefeuille de valeurs mobilieres. Elles sont bloquees</w:t>
+        <w:t>Les sommes affectées au plan servent à la constitution d'un portefeuille de valeurs mobilières. Elles sont bloquées</w:t>
       </w:r>
     </w:p>
     <w:p>
@@ -1764,7 +1764,7 @@
           <w:color w:val="000000"/>
           <w:sz w:val="22"/>
         </w:rPr>
-        <w:t>jusqu'au d'part en retraite du salarie. N'anmoins un d'blocage anticipe reste possible dans certaines situations</w:t>
+        <w:t>jusqu'au départ en retraite du salarié. Néanmoins un déblocage anticipé reste possible dans certaines situations</w:t>
       </w:r>
     </w:p>
     <w:p>
@@ -1774,9 +1774,10 @@
           <w:color w:val="000000"/>
           <w:sz w:val="22"/>
         </w:rPr>
-        <w:t>(invalidite, d'c's, surendettemente)</w:t>
+        <w:t>(invalidité, décès, surendettementé)</w:t>
       </w:r>
     </w:p>
+    <w:p/>
     <w:p/>
     <w:sectPr>
       <w:pgSz w:w="12240" w:h="15840"/>

--- a/droit social dcg/27- association des salari s aux performances de l E.docx
+++ b/droit social dcg/27- association des salari s aux performances de l E.docx
@@ -27,14 +27,14 @@
           <w:color w:val="2F5496"/>
           <w:sz w:val="24"/>
         </w:rPr>
-        <w:t>LA PARTICIPATION I •</w:t>
+        <w:t>I • LA PARTICIPATION</w:t>
       </w:r>
     </w:p>
     <w:p>
       <w:r>
         <w:rPr>
           <w:b w:val="0"/>
-          <w:color w:val="000000"/>
+          <w:color w:val="00703C"/>
           <w:sz w:val="22"/>
         </w:rPr>
         <w:t>La participation a pour objet de repartir entre les salariés une fraction des bénéfices annuels réalisés par l'entreprise. Le</w:t>
@@ -80,7 +80,7 @@
           <w:color w:val="2F5496"/>
           <w:sz w:val="24"/>
         </w:rPr>
-        <w:t>CHAMP D'APPLICATION DE LA PARTICIPATION A •</w:t>
+        <w:t>A • CHAMP D'APPLICATION DE LA PARTICIPATION</w:t>
       </w:r>
     </w:p>
     <w:p>
@@ -90,7 +90,7 @@
       <w:r>
         <w:rPr>
           <w:b/>
-          <w:color w:val="2F5496"/>
+          <w:color w:val="BF5700"/>
           <w:sz w:val="24"/>
         </w:rPr>
         <w:t>OBLIGATION DE MISE EN PLACE à RAISON DE L'EFFECTIF</w:t>
@@ -100,7 +100,7 @@
       <w:r>
         <w:rPr>
           <w:b w:val="0"/>
-          <w:color w:val="000000"/>
+          <w:color w:val="BF5700"/>
           <w:sz w:val="22"/>
         </w:rPr>
         <w:t>?</w:t>
@@ -110,7 +110,7 @@
       <w:r>
         <w:rPr>
           <w:b w:val="0"/>
-          <w:color w:val="000000"/>
+          <w:color w:val="BF5700"/>
           <w:sz w:val="22"/>
         </w:rPr>
         <w:t>Doivent obligatoirement conclure un accord de participation les entreprises de droit privé dont l'effectif de 50 salariés a</w:t>
@@ -120,7 +120,7 @@
       <w:r>
         <w:rPr>
           <w:b w:val="0"/>
-          <w:color w:val="000000"/>
+          <w:color w:val="BF5700"/>
           <w:sz w:val="22"/>
         </w:rPr>
         <w:t>été atteint pendant 5 années consécutives. Par ailleurs, pour permettre une réserve de participation, il faut que l'entre-</w:t>
@@ -130,7 +130,7 @@
       <w:r>
         <w:rPr>
           <w:b w:val="0"/>
-          <w:color w:val="000000"/>
+          <w:color w:val="BF5700"/>
           <w:sz w:val="22"/>
         </w:rPr>
         <w:t>prise réalise un bénéfice supérieur à 5% des capitaux propres.</w:t>
@@ -143,7 +143,7 @@
       <w:r>
         <w:rPr>
           <w:b/>
-          <w:color w:val="2F5496"/>
+          <w:color w:val="BF5700"/>
           <w:sz w:val="24"/>
         </w:rPr>
         <w:t>OBLIGATION ÉTENDUE AUX UNITÉS ÉCONOMIQUES ET SOCIALES</w:t>
@@ -153,7 +153,7 @@
       <w:r>
         <w:rPr>
           <w:b w:val="0"/>
-          <w:color w:val="000000"/>
+          <w:color w:val="BF5700"/>
           <w:sz w:val="22"/>
         </w:rPr>
         <w:t>?</w:t>
@@ -163,7 +163,7 @@
       <w:r>
         <w:rPr>
           <w:b w:val="0"/>
-          <w:color w:val="000000"/>
+          <w:color w:val="BF5700"/>
           <w:sz w:val="22"/>
         </w:rPr>
         <w:t>Cette disposition peut être étendue aux unités économiques et sociales dont l'effectif atteint le même nombre de</w:t>
@@ -173,7 +173,7 @@
       <w:r>
         <w:rPr>
           <w:b w:val="0"/>
-          <w:color w:val="000000"/>
+          <w:color w:val="BF5700"/>
           <w:sz w:val="22"/>
         </w:rPr>
         <w:t>salariés.</w:t>
@@ -183,7 +183,7 @@
       <w:r>
         <w:rPr>
           <w:b w:val="0"/>
-          <w:color w:val="000000"/>
+          <w:color w:val="BF5700"/>
           <w:sz w:val="22"/>
         </w:rPr>
         <w:t>Le critère de l'unité économique est constitue lorsqu'il y a unité de direction et identité ou complémentarité d'activité.</w:t>
@@ -193,7 +193,7 @@
       <w:r>
         <w:rPr>
           <w:b w:val="0"/>
-          <w:color w:val="000000"/>
+          <w:color w:val="BF5700"/>
           <w:sz w:val="22"/>
         </w:rPr>
         <w:t>Exercice</w:t>
@@ -203,7 +203,7 @@
       <w:r>
         <w:rPr>
           <w:b w:val="0"/>
-          <w:color w:val="000000"/>
+          <w:color w:val="BF5700"/>
           <w:sz w:val="22"/>
         </w:rPr>
         <w:t>correspondant</w:t>
@@ -213,7 +213,7 @@
       <w:r>
         <w:rPr>
           <w:b w:val="0"/>
-          <w:color w:val="000000"/>
+          <w:color w:val="BF5700"/>
           <w:sz w:val="22"/>
         </w:rPr>
         <w:t>LE LINGOT DE PLOMB : L'association des salariés aux performances de l'entreprise : participation, mise en place,</w:t>
@@ -223,18 +223,21 @@
       <w:r>
         <w:rPr>
           <w:b w:val="0"/>
-          <w:color w:val="000000"/>
+          <w:color w:val="BF5700"/>
           <w:sz w:val="22"/>
         </w:rPr>
         <w:t>fonctionnement, intéressement, principes et mise en place, PERCO.</w:t>
       </w:r>
     </w:p>
     <w:p>
+      <w:pPr>
+        <w:pStyle w:val="Heading2"/>
+      </w:pPr>
       <w:r>
         <w:rPr>
-          <w:b w:val="0"/>
-          <w:color w:val="000000"/>
-          <w:sz w:val="22"/>
+          <w:b/>
+          <w:color w:val="2F5496"/>
+          <w:sz w:val="24"/>
         </w:rPr>
         <w:t>DCGUE3F.qxp_DCGUE3F 24/07/2025 10:42 Page 119</w:t>
       </w:r>
@@ -273,7 +276,7 @@
       <w:r>
         <w:rPr>
           <w:b w:val="0"/>
-          <w:color w:val="000000"/>
+          <w:color w:val="BF5700"/>
           <w:sz w:val="22"/>
         </w:rPr>
         <w:t>produire les effets elle doit être reconnue par convention collective ou décision de justice.</w:t>
@@ -289,7 +292,7 @@
           <w:color w:val="2F5496"/>
           <w:sz w:val="24"/>
         </w:rPr>
-        <w:t>MISE EN PLACE DE LA PARTICIPATION B •</w:t>
+        <w:t>B • MISE EN PLACE DE LA PARTICIPATION</w:t>
       </w:r>
     </w:p>
     <w:p>
@@ -381,7 +384,7 @@
       <w:r>
         <w:rPr>
           <w:b w:val="0"/>
-          <w:color w:val="000000"/>
+          <w:color w:val="BF5700"/>
           <w:sz w:val="22"/>
         </w:rPr>
         <w:t>Une fois adopté, l'accord de participation doit être déposé auprès de la DDETS qui en vérifie les conditions de forme</w:t>
@@ -424,7 +427,7 @@
       <w:r>
         <w:rPr>
           <w:b w:val="0"/>
-          <w:color w:val="000000"/>
+          <w:color w:val="BF5700"/>
           <w:sz w:val="22"/>
         </w:rPr>
         <w:t>En l'absence d'accord collectif et si les conditions d'assujettissement sont réunies, le régime légal s'applique</w:t>
@@ -450,7 +453,7 @@
           <w:color w:val="2F5496"/>
           <w:sz w:val="24"/>
         </w:rPr>
-        <w:t>LA DISPONIBILITÉ DES FONDS C •</w:t>
+        <w:t>C • LA DISPONIBILITÉ DES FONDS</w:t>
       </w:r>
     </w:p>
     <w:p>
@@ -480,7 +483,7 @@
       <w:r>
         <w:rPr>
           <w:b w:val="0"/>
-          <w:color w:val="000000"/>
+          <w:color w:val="C00000"/>
           <w:sz w:val="22"/>
         </w:rPr>
         <w:t>Des que le salarié est informé des sommes qui lui ont été attribuées au titre de la participation, il peut, sous 15 jours (sauf</w:t>
@@ -622,7 +625,7 @@
       <w:r>
         <w:rPr>
           <w:b w:val="0"/>
-          <w:color w:val="000000"/>
+          <w:color w:val="00703C"/>
           <w:sz w:val="22"/>
         </w:rPr>
         <w:t>de maintenir la situation en l'état pour bénéficier des exonérations dont la participation fait l'objet.</w:t>
@@ -721,7 +724,7 @@
           <w:color w:val="2F5496"/>
           <w:sz w:val="24"/>
         </w:rPr>
-        <w:t>L'INTÉRESSEMENT II •</w:t>
+        <w:t>II • L'INTÉRESSEMENT</w:t>
       </w:r>
     </w:p>
     <w:p>
@@ -731,10 +734,10 @@
       <w:r>
         <w:rPr>
           <w:b/>
-          <w:color w:val="7030A0"/>
+          <w:color w:val="BF5700"/>
           <w:sz w:val="24"/>
         </w:rPr>
-        <w:t>CONDITIONS DE MISE EN PLACE A •</w:t>
+        <w:t>A • CONDITIONS DE MISE EN PLACE</w:t>
       </w:r>
     </w:p>
     <w:p>
@@ -827,7 +830,7 @@
       <w:r>
         <w:rPr>
           <w:b w:val="0"/>
-          <w:color w:val="000000"/>
+          <w:color w:val="BF5700"/>
           <w:sz w:val="22"/>
         </w:rPr>
         <w:t>L'accord peut être conclu aux mêmes conditions que l'accord de participation pour une durée de 3 ans (Dans le cadre</w:t>
@@ -857,7 +860,7 @@
       <w:r>
         <w:rPr>
           <w:b w:val="0"/>
-          <w:color w:val="000000"/>
+          <w:color w:val="BF5700"/>
           <w:sz w:val="22"/>
         </w:rPr>
         <w:t>majorité des 2/3). Préalablement à sa conclusion, il doit être transmis pour avis au CSE et à défaut aux délégués du</w:t>
@@ -887,7 +890,7 @@
       <w:r>
         <w:rPr>
           <w:b w:val="0"/>
-          <w:color w:val="000000"/>
+          <w:color w:val="BF5700"/>
           <w:sz w:val="22"/>
         </w:rPr>
         <w:t>L'intéressement prévu par l'accord doit impérativement :</w:t>
@@ -913,7 +916,7 @@
       <w:r>
         <w:rPr>
           <w:b w:val="0"/>
-          <w:color w:val="000000"/>
+          <w:color w:val="00703C"/>
           <w:sz w:val="22"/>
         </w:rPr>
         <w:t>présenter un caractère aléatoire ;</w:t>
@@ -940,7 +943,7 @@
           <w:color w:val="2F5496"/>
           <w:sz w:val="24"/>
         </w:rPr>
-        <w:t>FONCTIONNEMENT B •</w:t>
+        <w:t>B • FONCTIONNEMENT</w:t>
       </w:r>
     </w:p>
     <w:p>
@@ -1053,7 +1056,7 @@
       <w:r>
         <w:rPr>
           <w:b w:val="0"/>
-          <w:color w:val="000000"/>
+          <w:color w:val="C00000"/>
           <w:sz w:val="22"/>
         </w:rPr>
         <w:t>Les sommes (non soumises à cotisations à l'exception de la CSG et CRDS) doivent être versées avant la fin du 5</w:t>
@@ -1125,7 +1128,7 @@
           <w:color w:val="2F5496"/>
           <w:sz w:val="24"/>
         </w:rPr>
-        <w:t>LES PLANS D'ÉPARGNE III •</w:t>
+        <w:t>III • LES PLANS D'ÉPARGNE</w:t>
       </w:r>
     </w:p>
     <w:p>
@@ -1138,7 +1141,7 @@
           <w:color w:val="2F5496"/>
           <w:sz w:val="24"/>
         </w:rPr>
-        <w:t>LE PLAN D'ÉPARGNE ENTREPRISE (PEE) A •</w:t>
+        <w:t>A • LE PLAN D'ÉPARGNE ENTREPRISE (PEE)</w:t>
       </w:r>
     </w:p>
     <w:p>
@@ -1178,7 +1181,7 @@
       <w:r>
         <w:rPr>
           <w:b w:val="0"/>
-          <w:color w:val="000000"/>
+          <w:color w:val="BF5700"/>
           <w:sz w:val="22"/>
         </w:rPr>
         <w:t>Toute entreprise sans condition d'activité, de forme juridique ou d'effectif peut instituer un plan d'épargne. Facultatif, il</w:t>
@@ -1198,7 +1201,7 @@
       <w:r>
         <w:rPr>
           <w:b w:val="0"/>
-          <w:color w:val="000000"/>
+          <w:color w:val="BF5700"/>
           <w:sz w:val="22"/>
         </w:rPr>
         <w:t>salariés dont la condition d'ancienneté, si elle existe, ne peut être supérieure à 3 mois.</w:t>
@@ -1208,7 +1211,7 @@
       <w:r>
         <w:rPr>
           <w:b w:val="0"/>
-          <w:color w:val="000000"/>
+          <w:color w:val="00703C"/>
           <w:sz w:val="22"/>
         </w:rPr>
         <w:t>Une fois défini, le dispositif fait l'objet d'un contrôle de fond et de forme par la DDETS et l'organisme de recouvrements</w:t>
@@ -1400,7 +1403,7 @@
       <w:r>
         <w:rPr>
           <w:b w:val="0"/>
-          <w:color w:val="000000"/>
+          <w:color w:val="BF5700"/>
           <w:sz w:val="22"/>
         </w:rPr>
         <w:t>dont la durée de blocage acquise s'impute sur celle du nouveau support (principe).</w:t>
@@ -1416,7 +1419,7 @@
           <w:color w:val="2F5496"/>
           <w:sz w:val="24"/>
         </w:rPr>
-        <w:t>LE PLAN D'ÉPARGNE INTER-ENTREPRISE (PEI) B •</w:t>
+        <w:t>B • LE PLAN D'ÉPARGNE INTER-ENTREPRISE (PEI)</w:t>
       </w:r>
     </w:p>
     <w:p>
@@ -1489,7 +1492,7 @@
           <w:color w:val="2F5496"/>
           <w:sz w:val="24"/>
         </w:rPr>
-        <w:t>LE PLAN D'ÉPARGNE ENTREPRISE COLLECTIF (ANCIEN PERCO) C •</w:t>
+        <w:t>C • LE PLAN D'ÉPARGNE ENTREPRISE COLLECTIF (ANCIEN PERCO)</w:t>
       </w:r>
     </w:p>
     <w:p>
@@ -1539,7 +1542,7 @@
       <w:r>
         <w:rPr>
           <w:b w:val="0"/>
-          <w:color w:val="000000"/>
+          <w:color w:val="BF5700"/>
           <w:sz w:val="22"/>
         </w:rPr>
         <w:t>Il peut être mis en place dans toute entreprise sans conditions d'effectif, d'activité ou de forme juridique. Il peut être</w:t>
@@ -1569,7 +1572,7 @@
       <w:r>
         <w:rPr>
           <w:b w:val="0"/>
-          <w:color w:val="000000"/>
+          <w:color w:val="BF5700"/>
           <w:sz w:val="22"/>
         </w:rPr>
         <w:t>à l'embauche de chaque salarié, un livret d'épargne salariale doit lui être remis ainsi qu'un règlement précisant les</w:t>
@@ -1626,11 +1629,14 @@
       </w:r>
     </w:p>
     <w:p>
+      <w:pPr>
+        <w:pStyle w:val="Heading2"/>
+      </w:pPr>
       <w:r>
         <w:rPr>
-          <w:b w:val="0"/>
-          <w:color w:val="000000"/>
-          <w:sz w:val="22"/>
+          <w:b/>
+          <w:color w:val="2F5496"/>
+          <w:sz w:val="24"/>
         </w:rPr>
         <w:t>DCGUE3F.qxp_DCGUE3F 24/07/2025 10:26 Page 121</w:t>
       </w:r>
@@ -1708,7 +1714,7 @@
       <w:r>
         <w:rPr>
           <w:b w:val="0"/>
-          <w:color w:val="000000"/>
+          <w:color w:val="00703C"/>
           <w:sz w:val="22"/>
         </w:rPr>
         <w:t>Les sommes versées font l'objet d'une gestion pilotée, c'est-à-dire que les placements réalisés sont de moins en moins</w:t>
